--- a/YEAR 1/SEM 2/Cercetare II/Raport cercetare GMRV 2 - Codarcea_Alexandru-Christian - The Rift We Share.docx
+++ b/YEAR 1/SEM 2/Cercetare II/Raport cercetare GMRV 2 - Codarcea_Alexandru-Christian - The Rift We Share.docx
@@ -705,14 +705,7 @@
           <w:sz w:val="28"/>
           <w:szCs w:val="28"/>
         </w:rPr>
-        <w:t>[1</w:t>
-      </w:r>
-      <w:r>
-        <w:rPr>
-          <w:sz w:val="28"/>
-          <w:szCs w:val="28"/>
-        </w:rPr>
-        <w:t>]</w:t>
+        <w:t>[1]</w:t>
       </w:r>
       <w:r>
         <w:rPr>
@@ -833,7 +826,102 @@
           <w:sz w:val="28"/>
           <w:szCs w:val="28"/>
         </w:rPr>
-        <w:t>sisteme complexe de spawn (de exemplu, inamici sau jucători asociați matematic centrului unui tile specific).</w:t>
+        <w:t>sisteme complexe de spawn (de exemplu, inamici sau jucători asociați matematic centrului unui tile specific)</w:t>
+      </w:r>
+      <w:r>
+        <w:rPr>
+          <w:sz w:val="28"/>
+          <w:szCs w:val="28"/>
+        </w:rPr>
+        <w:t xml:space="preserve"> </w:t>
+      </w:r>
+      <w:r>
+        <w:rPr>
+          <w:i/>
+          <w:iCs/>
+          <w:sz w:val="28"/>
+          <w:szCs w:val="28"/>
+        </w:rPr>
+        <w:t>[</w:t>
+      </w:r>
+      <w:r>
+        <w:rPr>
+          <w:i/>
+          <w:iCs/>
+          <w:sz w:val="28"/>
+          <w:szCs w:val="28"/>
+        </w:rPr>
+        <w:fldChar w:fldCharType="begin"/>
+      </w:r>
+      <w:r>
+        <w:rPr>
+          <w:i/>
+          <w:iCs/>
+          <w:sz w:val="28"/>
+          <w:szCs w:val="28"/>
+        </w:rPr>
+        <w:instrText xml:space="preserve"> REF _Ref232081447 \h  \* MERGEFORMAT </w:instrText>
+      </w:r>
+      <w:r>
+        <w:rPr>
+          <w:i/>
+          <w:iCs/>
+          <w:sz w:val="28"/>
+          <w:szCs w:val="28"/>
+        </w:rPr>
+      </w:r>
+      <w:r>
+        <w:rPr>
+          <w:i/>
+          <w:iCs/>
+          <w:sz w:val="28"/>
+          <w:szCs w:val="28"/>
+        </w:rPr>
+        <w:fldChar w:fldCharType="separate"/>
+      </w:r>
+      <w:r>
+        <w:rPr>
+          <w:i/>
+          <w:iCs/>
+          <w:sz w:val="28"/>
+          <w:szCs w:val="28"/>
+        </w:rPr>
+        <w:t xml:space="preserve">Figura </w:t>
+      </w:r>
+      <w:r>
+        <w:rPr>
+          <w:i/>
+          <w:iCs/>
+          <w:noProof/>
+          <w:sz w:val="28"/>
+          <w:szCs w:val="28"/>
+        </w:rPr>
+        <w:t>1</w:t>
+      </w:r>
+      <w:r>
+        <w:rPr>
+          <w:i/>
+          <w:iCs/>
+          <w:sz w:val="28"/>
+          <w:szCs w:val="28"/>
+        </w:rPr>
+        <w:fldChar w:fldCharType="end"/>
+      </w:r>
+      <w:r>
+        <w:rPr>
+          <w:i/>
+          <w:iCs/>
+          <w:sz w:val="28"/>
+          <w:szCs w:val="28"/>
+        </w:rPr>
+        <w:t>]</w:t>
+      </w:r>
+      <w:r>
+        <w:rPr>
+          <w:sz w:val="28"/>
+          <w:szCs w:val="28"/>
+        </w:rPr>
+        <w:t>.</w:t>
       </w:r>
       <w:r>
         <w:rPr>
@@ -923,6 +1011,7 @@
         <w:pStyle w:val="Caption"/>
         <w:jc w:val="both"/>
       </w:pPr>
+      <w:bookmarkStart w:id="1" w:name="_Ref232081447"/>
       <w:r>
         <w:t>Figur</w:t>
       </w:r>
@@ -932,181 +1021,287 @@
       <w:r>
         <w:t xml:space="preserve"> </w:t>
       </w:r>
-      <w:r>
+      <w:fldSimple w:instr=" SEQ Figure \* ARABIC ">
+        <w:r>
+          <w:rPr>
+            <w:noProof/>
+          </w:rPr>
+          <w:t>1</w:t>
+        </w:r>
+      </w:fldSimple>
+      <w:bookmarkEnd w:id="1"/>
+      <w:r>
+        <w:t xml:space="preserve">: </w:t>
+      </w:r>
+      <w:r>
+        <w:t>Structura grid-based a nivelului procedural, ilustrând împărțirea modulară a spațiului în „tiles” pentru facilitarea calculelor de pathfinding și a sistemelor de coordonate la spawn.</w:t>
+      </w:r>
+    </w:p>
+    <w:p>
+      <w:pPr>
+        <w:rPr>
+          <w:sz w:val="28"/>
+          <w:szCs w:val="28"/>
+          <w:lang w:val="en-US"/>
+        </w:rPr>
+      </w:pPr>
+      <w:r>
+        <w:rPr>
+          <w:sz w:val="28"/>
+          <w:szCs w:val="28"/>
+          <w:lang w:val="en-US"/>
+        </w:rPr>
+        <w:lastRenderedPageBreak/>
+        <w:t>Pentru a oferi un grad înalt de modularitate și testare, algoritmul a fost expus în interfața motorului grafic printr-o serie de parametri ajustabili</w:t>
+      </w:r>
+      <w:r>
+        <w:rPr>
+          <w:sz w:val="28"/>
+          <w:szCs w:val="28"/>
+          <w:lang w:val="en-US"/>
+        </w:rPr>
+        <w:t xml:space="preserve"> </w:t>
+      </w:r>
+      <w:r>
+        <w:rPr>
+          <w:i/>
+          <w:iCs/>
+          <w:sz w:val="28"/>
+          <w:szCs w:val="28"/>
+          <w:lang w:val="en-US"/>
+        </w:rPr>
+        <w:t>[</w:t>
+      </w:r>
+      <w:r>
+        <w:rPr>
+          <w:i/>
+          <w:iCs/>
+          <w:sz w:val="28"/>
+          <w:szCs w:val="28"/>
+          <w:lang w:val="en-US"/>
+        </w:rPr>
         <w:fldChar w:fldCharType="begin"/>
       </w:r>
       <w:r>
-        <w:instrText xml:space="preserve"> SEQ Figure \* ARABIC </w:instrText>
-      </w:r>
-      <w:r>
+        <w:rPr>
+          <w:i/>
+          <w:iCs/>
+          <w:sz w:val="28"/>
+          <w:szCs w:val="28"/>
+          <w:lang w:val="en-US"/>
+        </w:rPr>
+        <w:instrText xml:space="preserve"> REF _Ref232085152 \h </w:instrText>
+      </w:r>
+      <w:r>
+        <w:rPr>
+          <w:i/>
+          <w:iCs/>
+          <w:sz w:val="28"/>
+          <w:szCs w:val="28"/>
+          <w:lang w:val="en-US"/>
+        </w:rPr>
+      </w:r>
+      <w:r>
+        <w:rPr>
+          <w:i/>
+          <w:iCs/>
+          <w:sz w:val="28"/>
+          <w:szCs w:val="28"/>
+          <w:lang w:val="en-US"/>
+        </w:rPr>
+        <w:instrText xml:space="preserve"> \* MERGEFORMAT </w:instrText>
+      </w:r>
+      <w:r>
+        <w:rPr>
+          <w:i/>
+          <w:iCs/>
+          <w:sz w:val="28"/>
+          <w:szCs w:val="28"/>
+          <w:lang w:val="en-US"/>
+        </w:rPr>
         <w:fldChar w:fldCharType="separate"/>
       </w:r>
       <w:r>
         <w:rPr>
+          <w:i/>
+          <w:iCs/>
+          <w:sz w:val="28"/>
+          <w:szCs w:val="28"/>
+        </w:rPr>
+        <w:t xml:space="preserve">Figura </w:t>
+      </w:r>
+      <w:r>
+        <w:rPr>
+          <w:i/>
+          <w:iCs/>
           <w:noProof/>
-        </w:rPr>
-        <w:t>1</w:t>
-      </w:r>
-      <w:r>
+          <w:sz w:val="28"/>
+          <w:szCs w:val="28"/>
+        </w:rPr>
+        <w:t>2</w:t>
+      </w:r>
+      <w:r>
+        <w:rPr>
+          <w:i/>
+          <w:iCs/>
+          <w:sz w:val="28"/>
+          <w:szCs w:val="28"/>
+          <w:lang w:val="en-US"/>
+        </w:rPr>
         <w:fldChar w:fldCharType="end"/>
       </w:r>
       <w:r>
-        <w:t xml:space="preserve">: </w:t>
-      </w:r>
-      <w:r>
-        <w:t>Structura grid-based a nivelului procedural, ilustrând împărțirea modulară a spațiului în „tiles” pentru facilitarea calculelor de pathfinding și a sistemelor de coordonate la spawn.</w:t>
-      </w:r>
-    </w:p>
-    <w:p/>
-    <w:p>
-      <w:pPr>
-        <w:pStyle w:val="ListParagraph"/>
+        <w:rPr>
+          <w:i/>
+          <w:iCs/>
+          <w:sz w:val="28"/>
+          <w:szCs w:val="28"/>
+          <w:lang w:val="en-US"/>
+        </w:rPr>
+        <w:t>]</w:t>
+      </w:r>
+      <w:r>
+        <w:rPr>
+          <w:sz w:val="28"/>
+          <w:szCs w:val="28"/>
+          <w:lang w:val="en-US"/>
+        </w:rPr>
+        <w:t>:</w:t>
+      </w:r>
+    </w:p>
+    <w:p>
+      <w:pPr>
         <w:numPr>
-          <w:ilvl w:val="1"/>
-          <w:numId w:val="39"/>
+          <w:ilvl w:val="0"/>
+          <w:numId w:val="43"/>
         </w:numPr>
-        <w:spacing w:before="240" w:after="0" w:line="276" w:lineRule="auto"/>
-        <w:jc w:val="both"/>
-        <w:rPr>
-          <w:sz w:val="28"/>
-          <w:szCs w:val="28"/>
-          <w:lang w:val="ro-RO"/>
-        </w:rPr>
-      </w:pPr>
-      <w:r>
-        <w:rPr>
-          <w:color w:val="0070C0"/>
-          <w:sz w:val="28"/>
-          <w:szCs w:val="28"/>
-          <w:lang w:val="ro-RO"/>
-        </w:rPr>
-        <w:lastRenderedPageBreak/>
-        <w:t>Sistemul de Biome-uri (Moștenire Ierarhică)</w:t>
-      </w:r>
-      <w:r>
-        <w:rPr>
-          <w:sz w:val="28"/>
-          <w:szCs w:val="28"/>
-          <w:lang w:val="ro-RO"/>
-        </w:rPr>
-        <w:tab/>
-      </w:r>
-    </w:p>
-    <w:p>
-      <w:pPr>
-        <w:spacing w:before="240" w:after="0" w:line="276" w:lineRule="auto"/>
-        <w:jc w:val="both"/>
-        <w:rPr>
-          <w:sz w:val="28"/>
-          <w:szCs w:val="28"/>
-        </w:rPr>
-      </w:pPr>
-      <w:r>
-        <w:rPr>
-          <w:sz w:val="28"/>
-          <w:szCs w:val="28"/>
-        </w:rPr>
-        <w:t>Pentru a evita o distribuție haotică</w:t>
-      </w:r>
-      <w:r>
-        <w:rPr>
-          <w:sz w:val="28"/>
-          <w:szCs w:val="28"/>
-        </w:rPr>
-        <w:t xml:space="preserve"> </w:t>
-      </w:r>
-      <w:r>
-        <w:rPr>
-          <w:sz w:val="28"/>
-          <w:szCs w:val="28"/>
-        </w:rPr>
-        <w:fldChar w:fldCharType="begin"/>
-      </w:r>
-      <w:r>
-        <w:rPr>
-          <w:sz w:val="28"/>
-          <w:szCs w:val="28"/>
-        </w:rPr>
-        <w:instrText xml:space="preserve"> REF _Ref222059370 \r \h </w:instrText>
-      </w:r>
-      <w:r>
-        <w:rPr>
-          <w:sz w:val="28"/>
-          <w:szCs w:val="28"/>
-        </w:rPr>
-      </w:r>
-      <w:r>
-        <w:rPr>
-          <w:sz w:val="28"/>
-          <w:szCs w:val="28"/>
-        </w:rPr>
-        <w:fldChar w:fldCharType="separate"/>
-      </w:r>
-      <w:r>
-        <w:rPr>
-          <w:sz w:val="28"/>
-          <w:szCs w:val="28"/>
-        </w:rPr>
-        <w:t>[5]</w:t>
-      </w:r>
-      <w:r>
-        <w:rPr>
-          <w:sz w:val="28"/>
-          <w:szCs w:val="28"/>
-        </w:rPr>
-        <w:fldChar w:fldCharType="end"/>
-      </w:r>
-      <w:r>
-        <w:rPr>
-          <w:sz w:val="28"/>
-          <w:szCs w:val="28"/>
-        </w:rPr>
-        <w:t xml:space="preserve"> a tematicilor vizuale, am dezvoltat un algoritm de </w:t>
-      </w:r>
+        <w:rPr>
+          <w:sz w:val="28"/>
+          <w:szCs w:val="28"/>
+          <w:lang w:val="en-US"/>
+        </w:rPr>
+      </w:pPr>
       <w:r>
         <w:rPr>
           <w:b/>
           <w:bCs/>
           <w:sz w:val="28"/>
           <w:szCs w:val="28"/>
-        </w:rPr>
-        <w:t>Atribuire prin Moștenire Ierarhică (Hierarchical Property Inheritance)</w:t>
-      </w:r>
-      <w:r>
-        <w:rPr>
-          <w:sz w:val="28"/>
-          <w:szCs w:val="28"/>
-        </w:rPr>
-        <w:t xml:space="preserve"> aplicat pe arborele binar. În loc să asigneze un biom aleatoriu fiecărei camere individuale, algoritmul selectează o adâncime specifică în arbore (depth) și asignează biome-urile „strămoșilor”. Toate camerele descendente moștenesc automat această proprietate, generând cartiere sau zone extinse cu o estetică unitară (ex: Zone de Gheață, Pădure, Deșert).</w:t>
-      </w:r>
-    </w:p>
-    <w:p>
-      <w:pPr>
-        <w:spacing w:before="240" w:after="0" w:line="276" w:lineRule="auto"/>
-        <w:jc w:val="both"/>
-        <w:rPr>
-          <w:sz w:val="28"/>
-          <w:szCs w:val="28"/>
+          <w:lang w:val="en-US"/>
+        </w:rPr>
+        <w:t>Grid Width / Grid Depth:</w:t>
+      </w:r>
+      <w:r>
+        <w:rPr>
+          <w:sz w:val="28"/>
+          <w:szCs w:val="28"/>
+          <w:lang w:val="en-US"/>
+        </w:rPr>
+        <w:t xml:space="preserve"> Definesc suprafața totală a matricei în care se va genera nivelul.</w:t>
+      </w:r>
+    </w:p>
+    <w:p>
+      <w:pPr>
+        <w:numPr>
+          <w:ilvl w:val="0"/>
+          <w:numId w:val="43"/>
+        </w:numPr>
+        <w:rPr>
+          <w:sz w:val="28"/>
+          <w:szCs w:val="28"/>
+          <w:lang w:val="en-US"/>
+        </w:rPr>
+      </w:pPr>
+      <w:r>
+        <w:rPr>
+          <w:b/>
+          <w:bCs/>
+          <w:sz w:val="28"/>
+          <w:szCs w:val="28"/>
+          <w:lang w:val="en-US"/>
+        </w:rPr>
+        <w:t>Min Partition Size:</w:t>
+      </w:r>
+      <w:r>
+        <w:rPr>
+          <w:sz w:val="28"/>
+          <w:szCs w:val="28"/>
+          <w:lang w:val="en-US"/>
+        </w:rPr>
+        <w:t xml:space="preserve"> Stabilește pragul minim la care algoritmul se oprește din a mai tăia/diviza o secțiune de spațiu.</w:t>
+      </w:r>
+    </w:p>
+    <w:p>
+      <w:pPr>
+        <w:numPr>
+          <w:ilvl w:val="0"/>
+          <w:numId w:val="43"/>
+        </w:numPr>
+        <w:rPr>
+          <w:sz w:val="28"/>
+          <w:szCs w:val="28"/>
+          <w:lang w:val="en-US"/>
+        </w:rPr>
+      </w:pPr>
+      <w:r>
+        <w:rPr>
+          <w:b/>
+          <w:bCs/>
+          <w:sz w:val="28"/>
+          <w:szCs w:val="28"/>
+          <w:lang w:val="en-US"/>
+        </w:rPr>
+        <w:t>Min Room Size:</w:t>
+      </w:r>
+      <w:r>
+        <w:rPr>
+          <w:sz w:val="28"/>
+          <w:szCs w:val="28"/>
+          <w:lang w:val="en-US"/>
+        </w:rPr>
+        <w:t xml:space="preserve"> Determină dimensiunea fizică minimă pe care o poate avea o cameră în interiorul partiției sale. </w:t>
+      </w:r>
+    </w:p>
+    <w:p>
+      <w:pPr>
+        <w:rPr>
+          <w:sz w:val="28"/>
+          <w:szCs w:val="28"/>
+          <w:lang w:val="en-US"/>
+        </w:rPr>
+      </w:pPr>
+      <w:r>
+        <w:rPr>
+          <w:sz w:val="28"/>
+          <w:szCs w:val="28"/>
+          <w:lang w:val="en-US"/>
+        </w:rPr>
+        <w:t>Ajustarea acestor parametri permite generarea instantanee a unor configurații variate (ex: multe camere mici și aglomerate vs. puține camere vaste).</w:t>
+      </w:r>
+    </w:p>
+    <w:p>
+      <w:pPr>
+        <w:rPr>
+          <w:lang w:val="en-US"/>
         </w:rPr>
       </w:pPr>
     </w:p>
     <w:p>
       <w:pPr>
         <w:keepNext/>
-        <w:spacing w:before="240" w:after="0" w:line="276" w:lineRule="auto"/>
-        <w:jc w:val="both"/>
-      </w:pPr>
-      <w:r>
-        <w:rPr>
+      </w:pPr>
+      <w:r>
+        <w:rPr>
+          <w:b/>
+          <w:bCs/>
           <w:noProof/>
-          <w:sz w:val="28"/>
-          <w:szCs w:val="28"/>
+          <w:lang w:val="en-US"/>
         </w:rPr>
         <w:drawing>
-          <wp:inline distT="0" distB="0" distL="0" distR="0" wp14:anchorId="48E244F7" wp14:editId="5B474A99">
+          <wp:inline distT="0" distB="0" distL="0" distR="0" wp14:anchorId="1CBA3D05" wp14:editId="22E61A08">
             <wp:extent cx="5724525" cy="3219450"/>
             <wp:effectExtent l="0" t="0" r="9525" b="0"/>
-            <wp:docPr id="711075461" name="Picture 1"/>
+            <wp:docPr id="89350231" name="Picture 1"/>
             <wp:cNvGraphicFramePr>
               <a:graphicFrameLocks xmlns:a="http://schemas.openxmlformats.org/drawingml/2006/main" noChangeAspect="1"/>
             </wp:cNvGraphicFramePr>
@@ -1155,43 +1350,39 @@
     <w:p>
       <w:pPr>
         <w:pStyle w:val="Caption"/>
-        <w:jc w:val="both"/>
-      </w:pPr>
-      <w:r>
-        <w:t>Figur</w:t>
-      </w:r>
-      <w:r>
-        <w:t>a</w:t>
-      </w:r>
-      <w:r>
-        <w:t xml:space="preserve"> </w:t>
-      </w:r>
-      <w:r>
-        <w:fldChar w:fldCharType="begin"/>
-      </w:r>
-      <w:r>
-        <w:instrText xml:space="preserve"> SEQ Figure \* ARABIC </w:instrText>
-      </w:r>
-      <w:r>
-        <w:fldChar w:fldCharType="separate"/>
-      </w:r>
-      <w:r>
-        <w:rPr>
-          <w:noProof/>
-        </w:rPr>
-        <w:t>2</w:t>
-      </w:r>
-      <w:r>
-        <w:fldChar w:fldCharType="end"/>
-      </w:r>
+        <w:rPr>
+          <w:lang w:val="en-US"/>
+        </w:rPr>
+      </w:pPr>
+      <w:bookmarkStart w:id="2" w:name="_Ref232081063"/>
+      <w:bookmarkStart w:id="3" w:name="_Ref232085152"/>
+      <w:r>
+        <w:t xml:space="preserve">Figura </w:t>
+      </w:r>
+      <w:fldSimple w:instr=" SEQ Figure \* ARABIC ">
+        <w:r>
+          <w:rPr>
+            <w:noProof/>
+          </w:rPr>
+          <w:t>2</w:t>
+        </w:r>
+      </w:fldSimple>
+      <w:bookmarkEnd w:id="3"/>
       <w:r>
         <w:t xml:space="preserve">: </w:t>
       </w:r>
       <w:r>
-        <w:t>Vedere de ansamblu asupra labirintului generat procedural, evidențiind aplicarea sistemului de biomi prin algoritmul de moștenire ierarhică (zonele fiind diferențiate cromatic).</w:t>
-      </w:r>
-    </w:p>
-    <w:p/>
+        <w:t>Interfața scriptului de generare procedurală (Dungeon Generator), expunând parametrii ajustabili (Grid Size, Min Room Size, Biome Zone Depth) care permit controlul iterativ asupra arhitecturii și densității labirintului.</w:t>
+      </w:r>
+      <w:bookmarkEnd w:id="2"/>
+    </w:p>
+    <w:p>
+      <w:pPr>
+        <w:rPr>
+          <w:lang w:val="en-US"/>
+        </w:rPr>
+      </w:pPr>
+    </w:p>
     <w:p>
       <w:pPr>
         <w:pStyle w:val="ListParagraph"/>
@@ -1212,8 +1403,9 @@
           <w:color w:val="0070C0"/>
           <w:sz w:val="28"/>
           <w:szCs w:val="28"/>
-        </w:rPr>
-        <w:t>Conectivitatea (Algoritmul A*) și Blending-ul Coridoarelor</w:t>
+          <w:lang w:val="ro-RO"/>
+        </w:rPr>
+        <w:t>Sistemul de Biome-uri (Moștenire Ierarhică)</w:t>
       </w:r>
       <w:r>
         <w:rPr>
@@ -1238,7 +1430,93 @@
           <w:sz w:val="28"/>
           <w:szCs w:val="28"/>
         </w:rPr>
-        <w:t xml:space="preserve">Pentru a garanta un </w:t>
+        <w:t>Pentru a evita o distribuție haotică</w:t>
+      </w:r>
+      <w:r>
+        <w:rPr>
+          <w:sz w:val="28"/>
+          <w:szCs w:val="28"/>
+        </w:rPr>
+        <w:t xml:space="preserve"> </w:t>
+      </w:r>
+      <w:r>
+        <w:rPr>
+          <w:sz w:val="28"/>
+          <w:szCs w:val="28"/>
+        </w:rPr>
+        <w:fldChar w:fldCharType="begin"/>
+      </w:r>
+      <w:r>
+        <w:rPr>
+          <w:sz w:val="28"/>
+          <w:szCs w:val="28"/>
+        </w:rPr>
+        <w:instrText xml:space="preserve"> REF _Ref222059370 \r \h </w:instrText>
+      </w:r>
+      <w:r>
+        <w:rPr>
+          <w:sz w:val="28"/>
+          <w:szCs w:val="28"/>
+        </w:rPr>
+      </w:r>
+      <w:r>
+        <w:rPr>
+          <w:sz w:val="28"/>
+          <w:szCs w:val="28"/>
+        </w:rPr>
+        <w:fldChar w:fldCharType="separate"/>
+      </w:r>
+      <w:r>
+        <w:rPr>
+          <w:sz w:val="28"/>
+          <w:szCs w:val="28"/>
+        </w:rPr>
+        <w:t>[5]</w:t>
+      </w:r>
+      <w:r>
+        <w:rPr>
+          <w:sz w:val="28"/>
+          <w:szCs w:val="28"/>
+        </w:rPr>
+        <w:fldChar w:fldCharType="end"/>
+      </w:r>
+      <w:r>
+        <w:rPr>
+          <w:sz w:val="28"/>
+          <w:szCs w:val="28"/>
+        </w:rPr>
+        <w:t xml:space="preserve"> a tematicilor vizuale, am dezvoltat un algoritm de </w:t>
+      </w:r>
+      <w:r>
+        <w:rPr>
+          <w:b/>
+          <w:bCs/>
+          <w:sz w:val="28"/>
+          <w:szCs w:val="28"/>
+        </w:rPr>
+        <w:t>Atribuire prin Moștenire Ierarhică (Hierarchical Property Inheritance)</w:t>
+      </w:r>
+      <w:r>
+        <w:rPr>
+          <w:sz w:val="28"/>
+          <w:szCs w:val="28"/>
+        </w:rPr>
+        <w:t xml:space="preserve"> aplicat pe arborele binar. În loc să asigneze un biom aleatoriu </w:t>
+      </w:r>
+      <w:r>
+        <w:rPr>
+          <w:sz w:val="28"/>
+          <w:szCs w:val="28"/>
+        </w:rPr>
+        <w:lastRenderedPageBreak/>
+        <w:t>fiecărei camere individuale, algoritmul selectează o adâncime specifică în arbore (depth) și asignează biome-urile „strămoșilor”. Toate camerele descendente moștenesc automat această proprietate, generând cartiere sau zone extinse cu o estetică unitară (ex: Zone de Gheață, Pădure, Deșert)</w:t>
+      </w:r>
+      <w:r>
+        <w:rPr>
+          <w:sz w:val="28"/>
+          <w:szCs w:val="28"/>
+        </w:rPr>
+        <w:t xml:space="preserve"> [</w:t>
       </w:r>
       <w:r>
         <w:rPr>
@@ -1247,14 +1525,89 @@
           <w:sz w:val="28"/>
           <w:szCs w:val="28"/>
         </w:rPr>
-        <w:t>pathing</w:t>
-      </w:r>
-      <w:r>
-        <w:rPr>
-          <w:sz w:val="28"/>
-          <w:szCs w:val="28"/>
-        </w:rPr>
-        <w:t xml:space="preserve"> valid între toate camerele generate, am implementat algoritmul de pathfinding A* (A-Star). Acesta calculează cea mai scurtă distanță logică între centrele camerelor. O inovație tehnică la nivel vizual o reprezintă </w:t>
+        <w:fldChar w:fldCharType="begin"/>
+      </w:r>
+      <w:r>
+        <w:rPr>
+          <w:i/>
+          <w:iCs/>
+          <w:sz w:val="28"/>
+          <w:szCs w:val="28"/>
+        </w:rPr>
+        <w:instrText xml:space="preserve"> REF _Ref232081616 \h  \* MERGEFORMAT </w:instrText>
+      </w:r>
+      <w:r>
+        <w:rPr>
+          <w:i/>
+          <w:iCs/>
+          <w:sz w:val="28"/>
+          <w:szCs w:val="28"/>
+        </w:rPr>
+      </w:r>
+      <w:r>
+        <w:rPr>
+          <w:i/>
+          <w:iCs/>
+          <w:sz w:val="28"/>
+          <w:szCs w:val="28"/>
+        </w:rPr>
+        <w:fldChar w:fldCharType="separate"/>
+      </w:r>
+      <w:r>
+        <w:rPr>
+          <w:i/>
+          <w:iCs/>
+          <w:sz w:val="28"/>
+          <w:szCs w:val="28"/>
+        </w:rPr>
+        <w:t xml:space="preserve">Figura </w:t>
+      </w:r>
+      <w:r>
+        <w:rPr>
+          <w:i/>
+          <w:iCs/>
+          <w:noProof/>
+          <w:sz w:val="28"/>
+          <w:szCs w:val="28"/>
+        </w:rPr>
+        <w:t>3</w:t>
+      </w:r>
+      <w:r>
+        <w:rPr>
+          <w:i/>
+          <w:iCs/>
+          <w:sz w:val="28"/>
+          <w:szCs w:val="28"/>
+        </w:rPr>
+        <w:fldChar w:fldCharType="end"/>
+      </w:r>
+      <w:r>
+        <w:rPr>
+          <w:sz w:val="28"/>
+          <w:szCs w:val="28"/>
+        </w:rPr>
+        <w:t>]</w:t>
+      </w:r>
+      <w:r>
+        <w:rPr>
+          <w:sz w:val="28"/>
+          <w:szCs w:val="28"/>
+        </w:rPr>
+        <w:t>.</w:t>
+      </w:r>
+      <w:r>
+        <w:rPr>
+          <w:sz w:val="28"/>
+          <w:szCs w:val="28"/>
+        </w:rPr>
+        <w:t xml:space="preserve"> </w:t>
+      </w:r>
+      <w:r>
+        <w:rPr>
+          <w:sz w:val="28"/>
+          <w:szCs w:val="28"/>
+        </w:rPr>
+        <w:t xml:space="preserve">Parametrul </w:t>
       </w:r>
       <w:r>
         <w:rPr>
@@ -1263,22 +1616,156 @@
           <w:sz w:val="28"/>
           <w:szCs w:val="28"/>
         </w:rPr>
-        <w:t>blending-ul de coridoare</w:t>
-      </w:r>
-      <w:r>
-        <w:rPr>
-          <w:sz w:val="28"/>
-          <w:szCs w:val="28"/>
-        </w:rPr>
-        <w:t xml:space="preserve">. Când A* unește două camere aparținând unor biome-uri diferite, coridorul rezultat își adaptează dinamic textura: prima jumătate preia materialul zonei de start, iar a doua </w:t>
-      </w:r>
-      <w:r>
-        <w:rPr>
-          <w:sz w:val="28"/>
-          <w:szCs w:val="28"/>
-        </w:rPr>
-        <w:lastRenderedPageBreak/>
-        <w:t>pe cel al destinației, creând o tranziție vizuală clară ("hard-cut" 50/50) direct pe structura de grid.</w:t>
+        <w:t>Biome Zone Depth</w:t>
+      </w:r>
+      <w:r>
+        <w:rPr>
+          <w:sz w:val="28"/>
+          <w:szCs w:val="28"/>
+        </w:rPr>
+        <w:t xml:space="preserve"> </w:t>
+      </w:r>
+      <w:r>
+        <w:rPr>
+          <w:i/>
+          <w:iCs/>
+          <w:sz w:val="28"/>
+          <w:szCs w:val="28"/>
+        </w:rPr>
+        <w:t>[</w:t>
+      </w:r>
+      <w:r>
+        <w:rPr>
+          <w:i/>
+          <w:iCs/>
+          <w:sz w:val="28"/>
+          <w:szCs w:val="28"/>
+        </w:rPr>
+        <w:fldChar w:fldCharType="begin"/>
+      </w:r>
+      <w:r>
+        <w:rPr>
+          <w:i/>
+          <w:iCs/>
+          <w:sz w:val="28"/>
+          <w:szCs w:val="28"/>
+        </w:rPr>
+        <w:instrText xml:space="preserve"> REF _Ref232085152 \h </w:instrText>
+      </w:r>
+      <w:r>
+        <w:rPr>
+          <w:i/>
+          <w:iCs/>
+          <w:sz w:val="28"/>
+          <w:szCs w:val="28"/>
+        </w:rPr>
+      </w:r>
+      <w:r>
+        <w:rPr>
+          <w:i/>
+          <w:iCs/>
+          <w:sz w:val="28"/>
+          <w:szCs w:val="28"/>
+        </w:rPr>
+        <w:instrText xml:space="preserve"> \* MERGEFORMAT </w:instrText>
+      </w:r>
+      <w:r>
+        <w:rPr>
+          <w:i/>
+          <w:iCs/>
+          <w:sz w:val="28"/>
+          <w:szCs w:val="28"/>
+        </w:rPr>
+        <w:fldChar w:fldCharType="separate"/>
+      </w:r>
+      <w:r>
+        <w:rPr>
+          <w:i/>
+          <w:iCs/>
+          <w:sz w:val="28"/>
+          <w:szCs w:val="28"/>
+        </w:rPr>
+        <w:t xml:space="preserve">Figura </w:t>
+      </w:r>
+      <w:r>
+        <w:rPr>
+          <w:i/>
+          <w:iCs/>
+          <w:noProof/>
+          <w:sz w:val="28"/>
+          <w:szCs w:val="28"/>
+        </w:rPr>
+        <w:t>2</w:t>
+      </w:r>
+      <w:r>
+        <w:rPr>
+          <w:i/>
+          <w:iCs/>
+          <w:sz w:val="28"/>
+          <w:szCs w:val="28"/>
+        </w:rPr>
+        <w:fldChar w:fldCharType="end"/>
+      </w:r>
+      <w:r>
+        <w:rPr>
+          <w:i/>
+          <w:iCs/>
+          <w:sz w:val="28"/>
+          <w:szCs w:val="28"/>
+        </w:rPr>
+        <w:t>]</w:t>
+      </w:r>
+      <w:r>
+        <w:rPr>
+          <w:sz w:val="28"/>
+          <w:szCs w:val="28"/>
+        </w:rPr>
+        <w:t xml:space="preserve"> </w:t>
+      </w:r>
+      <w:r>
+        <w:rPr>
+          <w:sz w:val="28"/>
+          <w:szCs w:val="28"/>
+        </w:rPr>
+        <w:t>controlează la ce adâncime în arborele BSP se decide tematica unei regiuni</w:t>
+      </w:r>
+      <w:r>
+        <w:rPr>
+          <w:sz w:val="28"/>
+          <w:szCs w:val="28"/>
+        </w:rPr>
+        <w:t>.</w:t>
+      </w:r>
+    </w:p>
+    <w:p>
+      <w:pPr>
+        <w:spacing w:before="240" w:after="0" w:line="276" w:lineRule="auto"/>
+        <w:jc w:val="both"/>
+        <w:rPr>
+          <w:sz w:val="28"/>
+          <w:szCs w:val="28"/>
+        </w:rPr>
+      </w:pPr>
+      <w:r>
+        <w:rPr>
+          <w:sz w:val="28"/>
+          <w:szCs w:val="28"/>
+        </w:rPr>
+        <w:t>Sistemul este conceput să fie extrem de scalabil</w:t>
+      </w:r>
+      <w:r>
+        <w:rPr>
+          <w:sz w:val="28"/>
+          <w:szCs w:val="28"/>
+        </w:rPr>
+        <w:t>;</w:t>
+      </w:r>
+      <w:r>
+        <w:rPr>
+          <w:sz w:val="28"/>
+          <w:szCs w:val="28"/>
+        </w:rPr>
+        <w:t xml:space="preserve"> deși în stadiul actual de prototip diferențierea este strict vizuală, arhitectura permite adăugarea facilă de noi biome-uri ce vor influența activ gameplay-ul pe viitor.</w:t>
       </w:r>
     </w:p>
     <w:p>
@@ -1304,10 +1791,10 @@
           <w:szCs w:val="28"/>
         </w:rPr>
         <w:drawing>
-          <wp:inline distT="0" distB="0" distL="0" distR="0" wp14:anchorId="3F235D16" wp14:editId="211C71D2">
+          <wp:inline distT="0" distB="0" distL="0" distR="0" wp14:anchorId="48E244F7" wp14:editId="5B474A99">
             <wp:extent cx="5724525" cy="3219450"/>
             <wp:effectExtent l="0" t="0" r="9525" b="0"/>
-            <wp:docPr id="709960894" name="Picture 3"/>
+            <wp:docPr id="711075461" name="Picture 1"/>
             <wp:cNvGraphicFramePr>
               <a:graphicFrameLocks xmlns:a="http://schemas.openxmlformats.org/drawingml/2006/main" noChangeAspect="1"/>
             </wp:cNvGraphicFramePr>
@@ -1315,7 +1802,7 @@
               <a:graphicData uri="http://schemas.openxmlformats.org/drawingml/2006/picture">
                 <pic:pic xmlns:pic="http://schemas.openxmlformats.org/drawingml/2006/picture">
                   <pic:nvPicPr>
-                    <pic:cNvPr id="0" name="Picture 3"/>
+                    <pic:cNvPr id="0" name="Picture 1"/>
                     <pic:cNvPicPr>
                       <a:picLocks noChangeAspect="1" noChangeArrowheads="1"/>
                     </pic:cNvPicPr>
@@ -1357,11 +1844,8 @@
       <w:pPr>
         <w:pStyle w:val="Caption"/>
         <w:jc w:val="both"/>
-        <w:rPr>
-          <w:sz w:val="28"/>
-          <w:szCs w:val="28"/>
-        </w:rPr>
-      </w:pPr>
+      </w:pPr>
+      <w:bookmarkStart w:id="4" w:name="_Ref232081616"/>
       <w:r>
         <w:t>Figur</w:t>
       </w:r>
@@ -1371,215 +1855,29 @@
       <w:r>
         <w:t xml:space="preserve"> </w:t>
       </w:r>
-      <w:r>
-        <w:fldChar w:fldCharType="begin"/>
-      </w:r>
-      <w:r>
-        <w:instrText xml:space="preserve"> SEQ Figure \* ARABIC </w:instrText>
-      </w:r>
-      <w:r>
-        <w:fldChar w:fldCharType="separate"/>
-      </w:r>
-      <w:r>
-        <w:rPr>
-          <w:noProof/>
-        </w:rPr>
-        <w:t>3</w:t>
-      </w:r>
-      <w:r>
-        <w:fldChar w:fldCharType="end"/>
-      </w:r>
+      <w:fldSimple w:instr=" SEQ Figure \* ARABIC ">
+        <w:r>
+          <w:rPr>
+            <w:noProof/>
+          </w:rPr>
+          <w:t>3</w:t>
+        </w:r>
+      </w:fldSimple>
+      <w:bookmarkEnd w:id="4"/>
       <w:r>
         <w:t xml:space="preserve">: </w:t>
       </w:r>
       <w:r>
-        <w:t>Detaliu al algoritmului A</w:t>
-      </w:r>
-      <w:r>
-        <w:t>*</w:t>
-      </w:r>
-      <w:r>
-        <w:t xml:space="preserve"> în acțiune: generarea coridorului de legătură și tranziția vizuală (blending 50/50) pe grid între două zone cu biomi diferiți.</w:t>
-      </w:r>
-    </w:p>
-    <w:p>
-      <w:pPr>
-        <w:spacing w:before="240" w:after="0" w:line="276" w:lineRule="auto"/>
-        <w:jc w:val="both"/>
-        <w:rPr>
-          <w:sz w:val="28"/>
-          <w:szCs w:val="28"/>
-        </w:rPr>
-      </w:pPr>
-    </w:p>
-    <w:p>
-      <w:pPr>
-        <w:spacing w:before="240" w:after="0" w:line="276" w:lineRule="auto"/>
-        <w:jc w:val="both"/>
-        <w:rPr>
-          <w:sz w:val="28"/>
-          <w:szCs w:val="28"/>
-        </w:rPr>
-      </w:pPr>
-    </w:p>
-    <w:p>
-      <w:pPr>
-        <w:spacing w:before="240" w:after="0" w:line="276" w:lineRule="auto"/>
-        <w:jc w:val="both"/>
-        <w:rPr>
-          <w:sz w:val="28"/>
-          <w:szCs w:val="28"/>
-        </w:rPr>
-      </w:pPr>
-    </w:p>
-    <w:p>
-      <w:pPr>
-        <w:spacing w:before="240" w:after="0" w:line="276" w:lineRule="auto"/>
-        <w:jc w:val="both"/>
-        <w:rPr>
-          <w:sz w:val="28"/>
-          <w:szCs w:val="28"/>
-        </w:rPr>
-      </w:pPr>
-    </w:p>
-    <w:p>
-      <w:pPr>
-        <w:spacing w:before="240" w:after="0" w:line="276" w:lineRule="auto"/>
-        <w:jc w:val="both"/>
-        <w:rPr>
-          <w:sz w:val="28"/>
-          <w:szCs w:val="28"/>
-        </w:rPr>
-      </w:pPr>
-    </w:p>
-    <w:p>
-      <w:pPr>
-        <w:spacing w:before="240" w:after="0" w:line="276" w:lineRule="auto"/>
-        <w:jc w:val="both"/>
-        <w:rPr>
-          <w:sz w:val="28"/>
-          <w:szCs w:val="28"/>
-        </w:rPr>
-      </w:pPr>
-    </w:p>
-    <w:p>
-      <w:pPr>
-        <w:spacing w:before="240" w:after="0" w:line="276" w:lineRule="auto"/>
-        <w:jc w:val="both"/>
-        <w:rPr>
-          <w:sz w:val="28"/>
-          <w:szCs w:val="28"/>
-        </w:rPr>
-      </w:pPr>
-    </w:p>
-    <w:p>
-      <w:pPr>
-        <w:spacing w:before="240" w:after="0" w:line="276" w:lineRule="auto"/>
-        <w:jc w:val="both"/>
-        <w:rPr>
-          <w:sz w:val="28"/>
-          <w:szCs w:val="28"/>
-        </w:rPr>
-      </w:pPr>
-    </w:p>
-    <w:p>
-      <w:pPr>
-        <w:rPr>
-          <w:sz w:val="28"/>
-          <w:szCs w:val="28"/>
-        </w:rPr>
-      </w:pPr>
-    </w:p>
-    <w:p>
-      <w:pPr>
-        <w:rPr>
-          <w:rFonts w:asciiTheme="majorHAnsi" w:eastAsiaTheme="majorEastAsia" w:hAnsiTheme="majorHAnsi" w:cstheme="majorBidi"/>
-          <w:color w:val="0000FF"/>
-          <w:sz w:val="48"/>
-          <w:szCs w:val="48"/>
-          <w:lang w:val="ro-RO"/>
-        </w:rPr>
-      </w:pPr>
-      <w:r>
-        <w:rPr>
-          <w:rFonts w:asciiTheme="majorHAnsi" w:eastAsiaTheme="majorEastAsia" w:hAnsiTheme="majorHAnsi" w:cstheme="majorBidi"/>
-          <w:color w:val="0000FF"/>
-          <w:sz w:val="48"/>
-          <w:szCs w:val="48"/>
-          <w:lang w:val="ro-RO"/>
-        </w:rPr>
-        <w:lastRenderedPageBreak/>
-        <w:t>2</w:t>
-      </w:r>
-      <w:r>
-        <w:rPr>
-          <w:rFonts w:asciiTheme="majorHAnsi" w:eastAsiaTheme="majorEastAsia" w:hAnsiTheme="majorHAnsi" w:cstheme="majorBidi"/>
-          <w:color w:val="0000FF"/>
-          <w:sz w:val="48"/>
-          <w:szCs w:val="48"/>
-          <w:lang w:val="ro-RO"/>
-        </w:rPr>
-        <w:t xml:space="preserve">. </w:t>
-      </w:r>
-      <w:r>
-        <w:rPr>
-          <w:rFonts w:asciiTheme="majorHAnsi" w:eastAsiaTheme="majorEastAsia" w:hAnsiTheme="majorHAnsi" w:cstheme="majorBidi"/>
-          <w:color w:val="0000FF"/>
-          <w:sz w:val="48"/>
-          <w:szCs w:val="48"/>
-        </w:rPr>
-        <w:t>Arhitectura de Multiplayer Local (Split-Screen)</w:t>
-      </w:r>
-    </w:p>
-    <w:p>
-      <w:pPr>
-        <w:spacing w:line="276" w:lineRule="auto"/>
-        <w:jc w:val="both"/>
-        <w:rPr>
-          <w:sz w:val="28"/>
-          <w:szCs w:val="28"/>
-        </w:rPr>
-      </w:pPr>
-      <w:r>
-        <w:rPr>
-          <w:sz w:val="28"/>
-          <w:szCs w:val="28"/>
-        </w:rPr>
-        <w:t xml:space="preserve">Nucleul experienței de cooperare este susținut de o tranziție completă către </w:t>
-      </w:r>
-      <w:r>
-        <w:rPr>
-          <w:b/>
-          <w:bCs/>
-          <w:sz w:val="28"/>
-          <w:szCs w:val="28"/>
-        </w:rPr>
-        <w:t>Unity New Input System</w:t>
-      </w:r>
-      <w:r>
-        <w:rPr>
-          <w:sz w:val="28"/>
-          <w:szCs w:val="28"/>
-        </w:rPr>
-        <w:t>, care abstractizează citirea datelor hardware prin „Control Schemes” și „Actions” (mapping-uri).</w:t>
-      </w:r>
-    </w:p>
-    <w:p>
-      <w:pPr>
-        <w:spacing w:line="276" w:lineRule="auto"/>
-        <w:jc w:val="both"/>
-        <w:rPr>
-          <w:sz w:val="28"/>
-          <w:szCs w:val="28"/>
-        </w:rPr>
-      </w:pPr>
-    </w:p>
+        <w:t>Vedere de ansamblu asupra labirintului generat procedural, evidențiind aplicarea sistemului de biomi prin algoritmul de moștenire ierarhică (zonele fiind diferențiate cromatic).</w:t>
+      </w:r>
+    </w:p>
+    <w:p/>
     <w:p>
       <w:pPr>
         <w:pStyle w:val="ListParagraph"/>
         <w:numPr>
           <w:ilvl w:val="1"/>
-          <w:numId w:val="40"/>
+          <w:numId w:val="39"/>
         </w:numPr>
         <w:spacing w:before="240" w:after="0" w:line="276" w:lineRule="auto"/>
         <w:jc w:val="both"/>
@@ -1595,7 +1893,15 @@
           <w:sz w:val="28"/>
           <w:szCs w:val="28"/>
         </w:rPr>
-        <w:t>Viewport Independent și Instanțierea Jucătorilor</w:t>
+        <w:t>Conectivitatea (Algoritmul A*) și Blending-ul Coridoarelor</w:t>
+      </w:r>
+      <w:r>
+        <w:rPr>
+          <w:sz w:val="28"/>
+          <w:szCs w:val="28"/>
+          <w:lang w:val="ro-RO"/>
+        </w:rPr>
+        <w:tab/>
       </w:r>
     </w:p>
     <w:p>
@@ -1605,15 +1911,14 @@
         <w:rPr>
           <w:sz w:val="28"/>
           <w:szCs w:val="28"/>
-          <w:lang w:val="ro-RO"/>
-        </w:rPr>
-      </w:pPr>
-      <w:r>
-        <w:rPr>
-          <w:sz w:val="28"/>
-          <w:szCs w:val="28"/>
-        </w:rPr>
-        <w:t xml:space="preserve">Sistemul asociază fiecărui jucător instanțiat propriul </w:t>
+        </w:rPr>
+      </w:pPr>
+      <w:r>
+        <w:rPr>
+          <w:sz w:val="28"/>
+          <w:szCs w:val="28"/>
+        </w:rPr>
+        <w:t xml:space="preserve">Pentru a garanta un </w:t>
       </w:r>
       <w:r>
         <w:rPr>
@@ -1622,22 +1927,174 @@
           <w:sz w:val="28"/>
           <w:szCs w:val="28"/>
         </w:rPr>
-        <w:t>Viewport</w:t>
-      </w:r>
-      <w:r>
-        <w:rPr>
-          <w:sz w:val="28"/>
-          <w:szCs w:val="28"/>
-        </w:rPr>
-        <w:t xml:space="preserve"> și propria cameră fizică. Rezultatul este un split-screen vertical dinamic, redat simultan, permițând celor două capsule (reprezentând Cavalerul și Magul) să exploreze independent dungeon-ul, având libertate totală de mișcare și săritură.</w:t>
-      </w:r>
-      <w:r>
-        <w:rPr>
-          <w:sz w:val="28"/>
-          <w:szCs w:val="28"/>
-          <w:lang w:val="ro-RO"/>
+        <w:t>pathing</w:t>
+      </w:r>
+      <w:r>
+        <w:rPr>
+          <w:sz w:val="28"/>
+          <w:szCs w:val="28"/>
+        </w:rPr>
+        <w:t xml:space="preserve"> valid între toate camerele generate, am implementat algoritmul de pathfinding A* (A-Star)</w:t>
+      </w:r>
+      <w:r>
+        <w:rPr>
+          <w:sz w:val="28"/>
+          <w:szCs w:val="28"/>
         </w:rPr>
         <w:t xml:space="preserve"> </w:t>
+      </w:r>
+      <w:r>
+        <w:rPr>
+          <w:sz w:val="28"/>
+          <w:szCs w:val="28"/>
+        </w:rPr>
+        <w:fldChar w:fldCharType="begin"/>
+      </w:r>
+      <w:r>
+        <w:rPr>
+          <w:sz w:val="28"/>
+          <w:szCs w:val="28"/>
+        </w:rPr>
+        <w:instrText xml:space="preserve"> REF _Ref232084743 \r \h </w:instrText>
+      </w:r>
+      <w:r>
+        <w:rPr>
+          <w:sz w:val="28"/>
+          <w:szCs w:val="28"/>
+        </w:rPr>
+      </w:r>
+      <w:r>
+        <w:rPr>
+          <w:sz w:val="28"/>
+          <w:szCs w:val="28"/>
+        </w:rPr>
+        <w:fldChar w:fldCharType="separate"/>
+      </w:r>
+      <w:r>
+        <w:rPr>
+          <w:sz w:val="28"/>
+          <w:szCs w:val="28"/>
+        </w:rPr>
+        <w:t>[6]</w:t>
+      </w:r>
+      <w:r>
+        <w:rPr>
+          <w:sz w:val="28"/>
+          <w:szCs w:val="28"/>
+        </w:rPr>
+        <w:fldChar w:fldCharType="end"/>
+      </w:r>
+      <w:r>
+        <w:rPr>
+          <w:sz w:val="28"/>
+          <w:szCs w:val="28"/>
+        </w:rPr>
+        <w:t xml:space="preserve"> </w:t>
+      </w:r>
+      <w:r>
+        <w:rPr>
+          <w:sz w:val="28"/>
+          <w:szCs w:val="28"/>
+        </w:rPr>
+        <w:fldChar w:fldCharType="begin"/>
+      </w:r>
+      <w:r>
+        <w:rPr>
+          <w:sz w:val="28"/>
+          <w:szCs w:val="28"/>
+        </w:rPr>
+        <w:instrText xml:space="preserve"> REF _Ref232084746 \r \h </w:instrText>
+      </w:r>
+      <w:r>
+        <w:rPr>
+          <w:sz w:val="28"/>
+          <w:szCs w:val="28"/>
+        </w:rPr>
+      </w:r>
+      <w:r>
+        <w:rPr>
+          <w:sz w:val="28"/>
+          <w:szCs w:val="28"/>
+        </w:rPr>
+        <w:fldChar w:fldCharType="separate"/>
+      </w:r>
+      <w:r>
+        <w:rPr>
+          <w:sz w:val="28"/>
+          <w:szCs w:val="28"/>
+        </w:rPr>
+        <w:t>[7]</w:t>
+      </w:r>
+      <w:r>
+        <w:rPr>
+          <w:sz w:val="28"/>
+          <w:szCs w:val="28"/>
+        </w:rPr>
+        <w:fldChar w:fldCharType="end"/>
+      </w:r>
+      <w:r>
+        <w:rPr>
+          <w:sz w:val="28"/>
+          <w:szCs w:val="28"/>
+        </w:rPr>
+        <w:t xml:space="preserve">. Acesta calculează cea mai scurtă distanță logică între centrele camerelor. </w:t>
+      </w:r>
+      <w:r>
+        <w:rPr>
+          <w:sz w:val="28"/>
+          <w:szCs w:val="28"/>
+        </w:rPr>
+        <w:t>O decizie majoră de design a fost stabilirea regulilor de cost pentru acest algoritm: traversarea unui spațiu complet gol are un cost mare (moveCost = 3f), în timp ce traversarea unei podele deja generate are un cost minim (moveCost = 1f).</w:t>
+      </w:r>
+      <w:r>
+        <w:rPr>
+          <w:sz w:val="28"/>
+          <w:szCs w:val="28"/>
+        </w:rPr>
+        <w:t xml:space="preserve"> </w:t>
+      </w:r>
+      <w:r>
+        <w:rPr>
+          <w:sz w:val="28"/>
+          <w:szCs w:val="28"/>
+        </w:rPr>
+        <w:lastRenderedPageBreak/>
+        <w:t>Această regulă forțează algoritmul să prefere interconectarea drumurilor și suprapunerea peste coridoarele deja existente.</w:t>
+      </w:r>
+      <w:r>
+        <w:rPr>
+          <w:sz w:val="28"/>
+          <w:szCs w:val="28"/>
+        </w:rPr>
+        <w:t xml:space="preserve"> În plus, p</w:t>
+      </w:r>
+      <w:r>
+        <w:rPr>
+          <w:sz w:val="28"/>
+          <w:szCs w:val="28"/>
+        </w:rPr>
+        <w:t>rin parcurgerea și conectarea camerelor în ordinea generării lor (secvențial), rez</w:t>
+      </w:r>
+      <w:r>
+        <w:rPr>
+          <w:sz w:val="28"/>
+          <w:szCs w:val="28"/>
+        </w:rPr>
+        <w:t>ultatul este</w:t>
+      </w:r>
+      <w:r>
+        <w:rPr>
+          <w:sz w:val="28"/>
+          <w:szCs w:val="28"/>
+        </w:rPr>
+        <w:t xml:space="preserve"> un dungeon extrem de bine structurat</w:t>
+      </w:r>
+      <w:r>
+        <w:rPr>
+          <w:sz w:val="28"/>
+          <w:szCs w:val="28"/>
+        </w:rPr>
+        <w:t xml:space="preserve"> și organic.</w:t>
       </w:r>
     </w:p>
     <w:p>
@@ -1647,7 +2104,127 @@
         <w:rPr>
           <w:sz w:val="28"/>
           <w:szCs w:val="28"/>
-          <w:lang w:val="ro-RO"/>
+        </w:rPr>
+      </w:pPr>
+      <w:r>
+        <w:rPr>
+          <w:sz w:val="28"/>
+          <w:szCs w:val="28"/>
+        </w:rPr>
+        <w:t xml:space="preserve">O inovație tehnică la nivel vizual o reprezintă </w:t>
+      </w:r>
+      <w:r>
+        <w:rPr>
+          <w:b/>
+          <w:bCs/>
+          <w:sz w:val="28"/>
+          <w:szCs w:val="28"/>
+        </w:rPr>
+        <w:t>blending-ul de coridoare</w:t>
+      </w:r>
+      <w:r>
+        <w:rPr>
+          <w:sz w:val="28"/>
+          <w:szCs w:val="28"/>
+        </w:rPr>
+        <w:t xml:space="preserve"> </w:t>
+      </w:r>
+      <w:r>
+        <w:rPr>
+          <w:i/>
+          <w:iCs/>
+          <w:sz w:val="28"/>
+          <w:szCs w:val="28"/>
+        </w:rPr>
+        <w:t>[</w:t>
+      </w:r>
+      <w:r>
+        <w:rPr>
+          <w:i/>
+          <w:iCs/>
+          <w:sz w:val="28"/>
+          <w:szCs w:val="28"/>
+        </w:rPr>
+        <w:fldChar w:fldCharType="begin"/>
+      </w:r>
+      <w:r>
+        <w:rPr>
+          <w:i/>
+          <w:iCs/>
+          <w:sz w:val="28"/>
+          <w:szCs w:val="28"/>
+        </w:rPr>
+        <w:instrText xml:space="preserve"> REF _Ref232081823 \h  \* MERGEFORMAT </w:instrText>
+      </w:r>
+      <w:r>
+        <w:rPr>
+          <w:i/>
+          <w:iCs/>
+          <w:sz w:val="28"/>
+          <w:szCs w:val="28"/>
+        </w:rPr>
+      </w:r>
+      <w:r>
+        <w:rPr>
+          <w:i/>
+          <w:iCs/>
+          <w:sz w:val="28"/>
+          <w:szCs w:val="28"/>
+        </w:rPr>
+        <w:fldChar w:fldCharType="separate"/>
+      </w:r>
+      <w:r>
+        <w:rPr>
+          <w:i/>
+          <w:iCs/>
+          <w:sz w:val="28"/>
+          <w:szCs w:val="28"/>
+        </w:rPr>
+        <w:t xml:space="preserve">Figura </w:t>
+      </w:r>
+      <w:r>
+        <w:rPr>
+          <w:i/>
+          <w:iCs/>
+          <w:noProof/>
+          <w:sz w:val="28"/>
+          <w:szCs w:val="28"/>
+        </w:rPr>
+        <w:t>4</w:t>
+      </w:r>
+      <w:r>
+        <w:rPr>
+          <w:i/>
+          <w:iCs/>
+          <w:sz w:val="28"/>
+          <w:szCs w:val="28"/>
+        </w:rPr>
+        <w:fldChar w:fldCharType="end"/>
+      </w:r>
+      <w:r>
+        <w:rPr>
+          <w:i/>
+          <w:iCs/>
+          <w:sz w:val="28"/>
+          <w:szCs w:val="28"/>
+        </w:rPr>
+        <w:t>]</w:t>
+      </w:r>
+      <w:r>
+        <w:rPr>
+          <w:sz w:val="28"/>
+          <w:szCs w:val="28"/>
+        </w:rPr>
+        <w:t>. Când A* unește două camere aparținând unor biome-uri diferite, coridorul rezultat își adaptează dinamic textura: prima jumătate preia materialul zonei de start, iar a doua pe cel al destinației, creând o tranziție vizuală clară ("hard-cut" 50/50) direct pe structura de grid.</w:t>
+      </w:r>
+    </w:p>
+    <w:p>
+      <w:pPr>
+        <w:spacing w:before="240" w:after="0" w:line="276" w:lineRule="auto"/>
+        <w:jc w:val="both"/>
+        <w:rPr>
+          <w:sz w:val="28"/>
+          <w:szCs w:val="28"/>
         </w:rPr>
       </w:pPr>
     </w:p>
@@ -1662,13 +2239,12 @@
           <w:noProof/>
           <w:sz w:val="28"/>
           <w:szCs w:val="28"/>
-          <w:lang w:val="ro-RO"/>
         </w:rPr>
         <w:drawing>
-          <wp:inline distT="0" distB="0" distL="0" distR="0" wp14:anchorId="042599FB" wp14:editId="02521ABE">
+          <wp:inline distT="0" distB="0" distL="0" distR="0" wp14:anchorId="3F235D16" wp14:editId="211C71D2">
             <wp:extent cx="5724525" cy="3219450"/>
             <wp:effectExtent l="0" t="0" r="9525" b="0"/>
-            <wp:docPr id="1070415086" name="Picture 5"/>
+            <wp:docPr id="709960894" name="Picture 3"/>
             <wp:cNvGraphicFramePr>
               <a:graphicFrameLocks xmlns:a="http://schemas.openxmlformats.org/drawingml/2006/main" noChangeAspect="1"/>
             </wp:cNvGraphicFramePr>
@@ -1676,7 +2252,7 @@
               <a:graphicData uri="http://schemas.openxmlformats.org/drawingml/2006/picture">
                 <pic:pic xmlns:pic="http://schemas.openxmlformats.org/drawingml/2006/picture">
                   <pic:nvPicPr>
-                    <pic:cNvPr id="0" name="Picture 5"/>
+                    <pic:cNvPr id="0" name="Picture 3"/>
                     <pic:cNvPicPr>
                       <a:picLocks noChangeAspect="1" noChangeArrowheads="1"/>
                     </pic:cNvPicPr>
@@ -1718,7 +2294,12 @@
       <w:pPr>
         <w:pStyle w:val="Caption"/>
         <w:jc w:val="both"/>
-      </w:pPr>
+        <w:rPr>
+          <w:sz w:val="28"/>
+          <w:szCs w:val="28"/>
+        </w:rPr>
+      </w:pPr>
+      <w:bookmarkStart w:id="5" w:name="_Ref232081823"/>
       <w:r>
         <w:t>Figur</w:t>
       </w:r>
@@ -1728,59 +2309,30 @@
       <w:r>
         <w:t xml:space="preserve"> </w:t>
       </w:r>
-      <w:r>
-        <w:fldChar w:fldCharType="begin"/>
-      </w:r>
-      <w:r>
-        <w:instrText xml:space="preserve"> SEQ Figure \* ARABIC </w:instrText>
-      </w:r>
-      <w:r>
-        <w:fldChar w:fldCharType="separate"/>
-      </w:r>
-      <w:r>
-        <w:rPr>
-          <w:noProof/>
-        </w:rPr>
-        <w:t>4</w:t>
-      </w:r>
-      <w:r>
-        <w:fldChar w:fldCharType="end"/>
-      </w:r>
+      <w:fldSimple w:instr=" SEQ Figure \* ARABIC ">
+        <w:r>
+          <w:rPr>
+            <w:noProof/>
+          </w:rPr>
+          <w:t>4</w:t>
+        </w:r>
+      </w:fldSimple>
+      <w:bookmarkEnd w:id="5"/>
       <w:r>
         <w:t xml:space="preserve">: </w:t>
       </w:r>
       <w:r>
-        <w:t>Implementarea funcțională a viewport-ului de tip split-screen vertical, prezentând cei doi jucători (reprezentați ca prototipuri) navigând independent în nivelul generat.</w:t>
-      </w:r>
-    </w:p>
-    <w:p>
-      <w:pPr>
-        <w:rPr>
-          <w:lang w:val="ro-RO"/>
-        </w:rPr>
-      </w:pPr>
-    </w:p>
-    <w:p>
-      <w:pPr>
-        <w:rPr>
-          <w:lang w:val="ro-RO"/>
-        </w:rPr>
-      </w:pPr>
-    </w:p>
-    <w:p>
-      <w:pPr>
-        <w:rPr>
-          <w:lang w:val="ro-RO"/>
-        </w:rPr>
-      </w:pPr>
-    </w:p>
-    <w:p>
-      <w:pPr>
-        <w:pStyle w:val="ListParagraph"/>
-        <w:numPr>
-          <w:ilvl w:val="1"/>
-          <w:numId w:val="40"/>
-        </w:numPr>
+        <w:t>Detaliu al algoritmului A</w:t>
+      </w:r>
+      <w:r>
+        <w:t>*</w:t>
+      </w:r>
+      <w:r>
+        <w:t xml:space="preserve"> în acțiune: generarea coridorului de legătură și tranziția vizuală (blending 50/50) pe grid între două zone cu biomi diferiți.</w:t>
+      </w:r>
+    </w:p>
+    <w:p>
+      <w:pPr>
         <w:spacing w:before="240" w:after="0" w:line="276" w:lineRule="auto"/>
         <w:jc w:val="both"/>
         <w:rPr>
@@ -1788,15 +2340,6 @@
           <w:szCs w:val="28"/>
         </w:rPr>
       </w:pPr>
-      <w:r>
-        <w:rPr>
-          <w:color w:val="0070C0"/>
-          <w:sz w:val="28"/>
-          <w:szCs w:val="28"/>
-        </w:rPr>
-        <w:lastRenderedPageBreak/>
-        <w:t>Gestionarea Avansată a Dispozitivelor (Hot-Plugging &amp; Edge Cases)</w:t>
-      </w:r>
     </w:p>
     <w:p>
       <w:pPr>
@@ -1807,21 +2350,9 @@
           <w:szCs w:val="28"/>
         </w:rPr>
       </w:pPr>
-      <w:r>
-        <w:rPr>
-          <w:sz w:val="28"/>
-          <w:szCs w:val="28"/>
-        </w:rPr>
-        <w:t>Pentru a oferi o experiență de "Couch Co-op" fluidă, sistemul de input a fost extins pentru a trata scenarii critice de utilizare (edge cases), prioritizând utilizarea gamepad-urilor:</w:t>
-      </w:r>
-    </w:p>
-    <w:p>
-      <w:pPr>
-        <w:pStyle w:val="ListParagraph"/>
-        <w:numPr>
-          <w:ilvl w:val="0"/>
-          <w:numId w:val="41"/>
-        </w:numPr>
+    </w:p>
+    <w:p>
+      <w:pPr>
         <w:spacing w:before="240" w:after="0" w:line="276" w:lineRule="auto"/>
         <w:jc w:val="both"/>
         <w:rPr>
@@ -1829,178 +2360,23 @@
           <w:szCs w:val="28"/>
         </w:rPr>
       </w:pPr>
-      <w:r>
-        <w:rPr>
-          <w:b/>
-          <w:bCs/>
-          <w:sz w:val="28"/>
-          <w:szCs w:val="28"/>
-        </w:rPr>
-        <w:t>Prioritizare Hardware:</w:t>
-      </w:r>
-      <w:r>
-        <w:rPr>
-          <w:sz w:val="28"/>
-          <w:szCs w:val="28"/>
-        </w:rPr>
-        <w:t xml:space="preserve"> La inițializare, sistemul detectează numărul de controllere conectate. Dacă există două, ambele sunt asignate; dacă există doar unul, Jucătorul 1 (P1) are prioritate, iar Jucătorul 2 (P2) primește fallback pe tastatură.</w:t>
-      </w:r>
-    </w:p>
-    <w:p>
-      <w:pPr>
-        <w:pStyle w:val="ListParagraph"/>
-        <w:numPr>
-          <w:ilvl w:val="0"/>
-          <w:numId w:val="41"/>
-        </w:numPr>
-        <w:spacing w:before="240" w:after="0" w:line="276" w:lineRule="auto"/>
-        <w:jc w:val="both"/>
-        <w:rPr>
-          <w:sz w:val="28"/>
-          <w:szCs w:val="28"/>
-        </w:rPr>
-      </w:pPr>
-      <w:r>
-        <w:rPr>
-          <w:b/>
-          <w:bCs/>
-          <w:sz w:val="28"/>
-          <w:szCs w:val="28"/>
-        </w:rPr>
-        <w:t>Dynamic Hot-Plugging:</w:t>
-      </w:r>
-      <w:r>
-        <w:rPr>
-          <w:sz w:val="28"/>
-          <w:szCs w:val="28"/>
-        </w:rPr>
-        <w:t xml:space="preserve"> Sistemul ascultă evenimentele OS-ului. Conectarea unui al doilea controller în timpul sesiunii deblochează un </w:t>
-      </w:r>
-      <w:r>
-        <w:rPr>
-          <w:i/>
-          <w:iCs/>
-          <w:sz w:val="28"/>
-          <w:szCs w:val="28"/>
-        </w:rPr>
-        <w:t>Smart Switch</w:t>
-      </w:r>
-      <w:r>
-        <w:rPr>
-          <w:sz w:val="28"/>
-          <w:szCs w:val="28"/>
-        </w:rPr>
-        <w:t>: P2 renunță automat la tastatură și preia noul gamepad, fără a întrerupe starea de joc.</w:t>
-      </w:r>
-    </w:p>
-    <w:p>
-      <w:pPr>
-        <w:pStyle w:val="ListParagraph"/>
-        <w:numPr>
-          <w:ilvl w:val="0"/>
-          <w:numId w:val="41"/>
-        </w:numPr>
-        <w:spacing w:before="240" w:after="0" w:line="276" w:lineRule="auto"/>
-        <w:jc w:val="both"/>
-        <w:rPr>
-          <w:sz w:val="28"/>
-          <w:szCs w:val="28"/>
-        </w:rPr>
-      </w:pPr>
-      <w:r>
-        <w:rPr>
-          <w:b/>
-          <w:bCs/>
-          <w:sz w:val="28"/>
-          <w:szCs w:val="28"/>
-        </w:rPr>
-        <w:t>Safe Fallback &amp; Prevenția Erorilor:</w:t>
-      </w:r>
-      <w:r>
-        <w:rPr>
-          <w:sz w:val="28"/>
-          <w:szCs w:val="28"/>
-        </w:rPr>
-        <w:t xml:space="preserve"> Dacă un controller este deconectat accidental (ex: baterie descărcată), sistemul execută un </w:t>
-      </w:r>
-      <w:r>
-        <w:rPr>
-          <w:i/>
-          <w:iCs/>
-          <w:sz w:val="28"/>
-          <w:szCs w:val="28"/>
-        </w:rPr>
-        <w:t>Safe Fallback</w:t>
-      </w:r>
-      <w:r>
-        <w:rPr>
-          <w:sz w:val="28"/>
-          <w:szCs w:val="28"/>
-        </w:rPr>
-        <w:t xml:space="preserve"> pe tastatură. Mai mult, a fost implementată o validare de siguranță (Keyboard.current != null) pentru a preveni excepțiile de tip ArgumentNullException în cazul în care un periferic (precum mouse-ul) este deconectat fizic pentru a elibera porturi USB.</w:t>
-      </w:r>
-    </w:p>
-    <w:p>
-      <w:pPr>
-        <w:spacing w:before="240" w:after="0" w:line="276" w:lineRule="auto"/>
-        <w:jc w:val="both"/>
-      </w:pPr>
-    </w:p>
-    <w:p>
-      <w:pPr>
-        <w:spacing w:before="240" w:after="0" w:line="276" w:lineRule="auto"/>
-        <w:jc w:val="both"/>
-      </w:pPr>
-    </w:p>
-    <w:p>
-      <w:pPr>
-        <w:spacing w:before="240" w:after="0" w:line="276" w:lineRule="auto"/>
-        <w:jc w:val="both"/>
-      </w:pPr>
-    </w:p>
-    <w:p>
-      <w:pPr>
-        <w:spacing w:before="240" w:after="0" w:line="276" w:lineRule="auto"/>
-        <w:jc w:val="both"/>
-      </w:pPr>
-    </w:p>
-    <w:p>
-      <w:pPr>
-        <w:spacing w:before="240" w:after="0" w:line="276" w:lineRule="auto"/>
-        <w:jc w:val="both"/>
-      </w:pPr>
-    </w:p>
-    <w:p>
-      <w:pPr>
-        <w:spacing w:before="240" w:after="0" w:line="276" w:lineRule="auto"/>
-        <w:jc w:val="both"/>
-      </w:pPr>
-    </w:p>
-    <w:p>
-      <w:pPr>
-        <w:spacing w:before="240" w:after="0" w:line="276" w:lineRule="auto"/>
-        <w:jc w:val="both"/>
-      </w:pPr>
-    </w:p>
-    <w:p>
-      <w:pPr>
-        <w:spacing w:before="240" w:after="0" w:line="276" w:lineRule="auto"/>
-        <w:jc w:val="both"/>
-      </w:pPr>
-    </w:p>
-    <w:p>
-      <w:pPr>
-        <w:spacing w:before="240" w:after="0" w:line="276" w:lineRule="auto"/>
-        <w:jc w:val="both"/>
-      </w:pPr>
-    </w:p>
-    <w:p>
-      <w:pPr>
-        <w:spacing w:before="240" w:after="0" w:line="276" w:lineRule="auto"/>
-        <w:jc w:val="both"/>
-      </w:pPr>
-    </w:p>
-    <w:p/>
+    </w:p>
+    <w:p>
+      <w:pPr>
+        <w:rPr>
+          <w:sz w:val="28"/>
+          <w:szCs w:val="28"/>
+        </w:rPr>
+      </w:pPr>
+    </w:p>
+    <w:p>
+      <w:pPr>
+        <w:rPr>
+          <w:sz w:val="28"/>
+          <w:szCs w:val="28"/>
+        </w:rPr>
+      </w:pPr>
+    </w:p>
     <w:p>
       <w:pPr>
         <w:rPr>
@@ -2020,7 +2396,7 @@
           <w:lang w:val="ro-RO"/>
         </w:rPr>
         <w:lastRenderedPageBreak/>
-        <w:t>3</w:t>
+        <w:t xml:space="preserve">2. </w:t>
       </w:r>
       <w:r>
         <w:rPr>
@@ -2028,70 +2404,25 @@
           <w:color w:val="0000FF"/>
           <w:sz w:val="48"/>
           <w:szCs w:val="48"/>
-          <w:lang w:val="ro-RO"/>
-        </w:rPr>
-        <w:t xml:space="preserve">. </w:t>
-      </w:r>
-      <w:r>
-        <w:rPr>
-          <w:rFonts w:asciiTheme="majorHAnsi" w:eastAsiaTheme="majorEastAsia" w:hAnsiTheme="majorHAnsi" w:cstheme="majorBidi"/>
-          <w:color w:val="0000FF"/>
-          <w:sz w:val="48"/>
-          <w:szCs w:val="48"/>
-        </w:rPr>
-        <w:t>Sisteme Suport de Imersiune</w:t>
-      </w:r>
-    </w:p>
-    <w:p>
-      <w:pPr>
-        <w:spacing w:before="240" w:after="0" w:line="276" w:lineRule="auto"/>
+        </w:rPr>
+        <w:t>Arhitectura de Multiplayer Local (Split-Screen)</w:t>
+      </w:r>
+    </w:p>
+    <w:p>
+      <w:pPr>
+        <w:spacing w:line="276" w:lineRule="auto"/>
         <w:jc w:val="both"/>
         <w:rPr>
-          <w:color w:val="0070C0"/>
-          <w:sz w:val="28"/>
-          <w:szCs w:val="28"/>
-        </w:rPr>
-      </w:pPr>
-      <w:r>
-        <w:rPr>
-          <w:color w:val="0070C0"/>
-          <w:sz w:val="28"/>
-          <w:szCs w:val="28"/>
-        </w:rPr>
-        <w:t>3.1.</w:t>
-      </w:r>
-      <w:r>
-        <w:rPr>
-          <w:color w:val="0070C0"/>
-          <w:sz w:val="28"/>
-          <w:szCs w:val="28"/>
-        </w:rPr>
-        <w:tab/>
-      </w:r>
-      <w:r>
-        <w:rPr>
-          <w:color w:val="0070C0"/>
-          <w:sz w:val="28"/>
-          <w:szCs w:val="28"/>
-        </w:rPr>
-        <w:t>Arhitectura Audio Cooperativă (Midpoint Audio Listener)</w:t>
-      </w:r>
-    </w:p>
-    <w:p>
-      <w:pPr>
-        <w:spacing w:before="240" w:after="0" w:line="276" w:lineRule="auto"/>
-        <w:jc w:val="both"/>
-        <w:rPr>
-          <w:sz w:val="28"/>
-          <w:szCs w:val="28"/>
-        </w:rPr>
-      </w:pPr>
-      <w:r>
-        <w:rPr>
-          <w:sz w:val="28"/>
-          <w:szCs w:val="28"/>
-        </w:rPr>
-        <w:t xml:space="preserve">O limitare tehnică majoră a motorului Unity este imposibilitatea de a randa corect sursele audio spațiale 3D atunci când există mai mult de un AudioListener activ în scenă. Pentru a rezolva acest conflict specific jocurilor split-screen, a fost concepută o arhitectură cu un </w:t>
+          <w:sz w:val="28"/>
+          <w:szCs w:val="28"/>
+        </w:rPr>
+      </w:pPr>
+      <w:r>
+        <w:rPr>
+          <w:sz w:val="28"/>
+          <w:szCs w:val="28"/>
+        </w:rPr>
+        <w:t xml:space="preserve">Nucleul experienței de cooperare este susținut de o tranziție completă către </w:t>
       </w:r>
       <w:r>
         <w:rPr>
@@ -2100,23 +2431,81 @@
           <w:sz w:val="28"/>
           <w:szCs w:val="28"/>
         </w:rPr>
-        <w:t>Midpoint Audio Listener</w:t>
-      </w:r>
-      <w:r>
-        <w:rPr>
-          <w:sz w:val="28"/>
-          <w:szCs w:val="28"/>
-        </w:rPr>
-        <w:t>. Sistemul generează o entitate invizibilă (CoopAudioMidpoint) care își calculează și actualizează poziția constant la jumătatea distanței matematice dintre cei doi jucători. Astfel, sunetul 3D se propagă corect în boxele/căștile jucătorilor, echilibrând peisajul auditiv indiferent de distanța fizică dintre caractere în dungeon.</w:t>
-      </w:r>
-      <w:bookmarkStart w:id="1" w:name="_rmh7mb8kn8ue" w:colFirst="0" w:colLast="0"/>
-      <w:bookmarkStart w:id="2" w:name="_inocgngtzpl8" w:colFirst="0" w:colLast="0"/>
-      <w:bookmarkEnd w:id="1"/>
-      <w:bookmarkEnd w:id="2"/>
-    </w:p>
-    <w:p>
-      <w:pPr>
-        <w:spacing w:before="240" w:after="0" w:line="276" w:lineRule="auto"/>
+        <w:t>Unity New Input System</w:t>
+      </w:r>
+      <w:r>
+        <w:rPr>
+          <w:sz w:val="28"/>
+          <w:szCs w:val="28"/>
+        </w:rPr>
+        <w:t xml:space="preserve"> </w:t>
+      </w:r>
+      <w:r>
+        <w:rPr>
+          <w:sz w:val="28"/>
+          <w:szCs w:val="28"/>
+        </w:rPr>
+        <w:fldChar w:fldCharType="begin"/>
+      </w:r>
+      <w:r>
+        <w:rPr>
+          <w:sz w:val="28"/>
+          <w:szCs w:val="28"/>
+        </w:rPr>
+        <w:instrText xml:space="preserve"> REF _Ref232084775 \r \h </w:instrText>
+      </w:r>
+      <w:r>
+        <w:rPr>
+          <w:sz w:val="28"/>
+          <w:szCs w:val="28"/>
+        </w:rPr>
+      </w:r>
+      <w:r>
+        <w:rPr>
+          <w:sz w:val="28"/>
+          <w:szCs w:val="28"/>
+        </w:rPr>
+        <w:instrText xml:space="preserve"> \* MERGEFORMAT </w:instrText>
+      </w:r>
+      <w:r>
+        <w:rPr>
+          <w:sz w:val="28"/>
+          <w:szCs w:val="28"/>
+        </w:rPr>
+        <w:fldChar w:fldCharType="separate"/>
+      </w:r>
+      <w:r>
+        <w:rPr>
+          <w:sz w:val="28"/>
+          <w:szCs w:val="28"/>
+        </w:rPr>
+        <w:t>[8]</w:t>
+      </w:r>
+      <w:r>
+        <w:rPr>
+          <w:sz w:val="28"/>
+          <w:szCs w:val="28"/>
+        </w:rPr>
+        <w:fldChar w:fldCharType="end"/>
+      </w:r>
+      <w:r>
+        <w:rPr>
+          <w:sz w:val="28"/>
+          <w:szCs w:val="28"/>
+        </w:rPr>
+        <w:t>,</w:t>
+      </w:r>
+      <w:r>
+        <w:rPr>
+          <w:sz w:val="28"/>
+          <w:szCs w:val="28"/>
+        </w:rPr>
+        <w:t xml:space="preserve"> care abstractizează citirea datelor hardware prin „Control Schemes” și „Actions” (mapping-uri).</w:t>
+      </w:r>
+    </w:p>
+    <w:p>
+      <w:pPr>
+        <w:spacing w:line="276" w:lineRule="auto"/>
         <w:jc w:val="both"/>
         <w:rPr>
           <w:sz w:val="28"/>
@@ -2127,7 +2516,7 @@
     <w:p>
       <w:pPr>
         <w:keepNext/>
-        <w:spacing w:before="240" w:after="0" w:line="276" w:lineRule="auto"/>
+        <w:spacing w:line="276" w:lineRule="auto"/>
         <w:jc w:val="both"/>
       </w:pPr>
       <w:r>
@@ -2137,10 +2526,10 @@
           <w:szCs w:val="28"/>
         </w:rPr>
         <w:drawing>
-          <wp:inline distT="0" distB="0" distL="0" distR="0" wp14:anchorId="64157B9A" wp14:editId="67494E6A">
+          <wp:inline distT="0" distB="0" distL="0" distR="0" wp14:anchorId="040DC01F" wp14:editId="5CC0F079">
             <wp:extent cx="5724525" cy="3219450"/>
             <wp:effectExtent l="0" t="0" r="9525" b="0"/>
-            <wp:docPr id="1741831348" name="Picture 6"/>
+            <wp:docPr id="268616994" name="Picture 2"/>
             <wp:cNvGraphicFramePr>
               <a:graphicFrameLocks xmlns:a="http://schemas.openxmlformats.org/drawingml/2006/main" noChangeAspect="1"/>
             </wp:cNvGraphicFramePr>
@@ -2148,7 +2537,7 @@
               <a:graphicData uri="http://schemas.openxmlformats.org/drawingml/2006/picture">
                 <pic:pic xmlns:pic="http://schemas.openxmlformats.org/drawingml/2006/picture">
                   <pic:nvPicPr>
-                    <pic:cNvPr id="0" name="Picture 6"/>
+                    <pic:cNvPr id="0" name="Picture 2"/>
                     <pic:cNvPicPr>
                       <a:picLocks noChangeAspect="1" noChangeArrowheads="1"/>
                     </pic:cNvPicPr>
@@ -2193,8 +2582,368 @@
         <w:rPr>
           <w:sz w:val="28"/>
           <w:szCs w:val="28"/>
-        </w:rPr>
-      </w:pPr>
+          <w:lang w:val="en-US"/>
+        </w:rPr>
+      </w:pPr>
+      <w:bookmarkStart w:id="6" w:name="_Ref232082324"/>
+      <w:r>
+        <w:t xml:space="preserve">Figura </w:t>
+      </w:r>
+      <w:fldSimple w:instr=" SEQ Figure \* ARABIC ">
+        <w:r>
+          <w:rPr>
+            <w:noProof/>
+          </w:rPr>
+          <w:t>5</w:t>
+        </w:r>
+      </w:fldSimple>
+      <w:bookmarkEnd w:id="6"/>
+      <w:r>
+        <w:rPr>
+          <w:lang w:val="en-US"/>
+        </w:rPr>
+        <w:t xml:space="preserve">: </w:t>
+      </w:r>
+      <w:r>
+        <w:t>Configurarea noului sistem de Input din Unity, ilustrând maparea acțiunilor și utilizarea schemelor de control distincte (Gamepad / Keyboard) esențiale arhitecturii split-screen.</w:t>
+      </w:r>
+    </w:p>
+    <w:p>
+      <w:pPr>
+        <w:spacing w:line="276" w:lineRule="auto"/>
+        <w:jc w:val="both"/>
+        <w:rPr>
+          <w:sz w:val="28"/>
+          <w:szCs w:val="28"/>
+        </w:rPr>
+      </w:pPr>
+    </w:p>
+    <w:p>
+      <w:pPr>
+        <w:pStyle w:val="ListParagraph"/>
+        <w:numPr>
+          <w:ilvl w:val="1"/>
+          <w:numId w:val="40"/>
+        </w:numPr>
+        <w:spacing w:before="240" w:after="0" w:line="276" w:lineRule="auto"/>
+        <w:jc w:val="both"/>
+        <w:rPr>
+          <w:sz w:val="28"/>
+          <w:szCs w:val="28"/>
+          <w:lang w:val="ro-RO"/>
+        </w:rPr>
+      </w:pPr>
+      <w:r>
+        <w:rPr>
+          <w:color w:val="0070C0"/>
+          <w:sz w:val="28"/>
+          <w:szCs w:val="28"/>
+        </w:rPr>
+        <w:t>Viewport Independent și Instanțierea Jucătorilor</w:t>
+      </w:r>
+    </w:p>
+    <w:p>
+      <w:pPr>
+        <w:spacing w:before="240" w:after="0" w:line="276" w:lineRule="auto"/>
+        <w:jc w:val="both"/>
+        <w:rPr>
+          <w:sz w:val="28"/>
+          <w:szCs w:val="28"/>
+        </w:rPr>
+      </w:pPr>
+      <w:r>
+        <w:rPr>
+          <w:sz w:val="28"/>
+          <w:szCs w:val="28"/>
+        </w:rPr>
+        <w:t>Sistemul asociază fiecărui jucător instanțiat propriul Viewport și propria cameră fizică, controlate prin componenta PlayerInput configurată cu scheme specifice (Keyboard / Gamepad)</w:t>
+      </w:r>
+      <w:r>
+        <w:rPr>
+          <w:sz w:val="28"/>
+          <w:szCs w:val="28"/>
+        </w:rPr>
+        <w:t xml:space="preserve"> </w:t>
+      </w:r>
+      <w:r>
+        <w:rPr>
+          <w:i/>
+          <w:iCs/>
+          <w:sz w:val="28"/>
+          <w:szCs w:val="28"/>
+        </w:rPr>
+        <w:t>[</w:t>
+      </w:r>
+      <w:r>
+        <w:rPr>
+          <w:i/>
+          <w:iCs/>
+          <w:sz w:val="28"/>
+          <w:szCs w:val="28"/>
+        </w:rPr>
+        <w:fldChar w:fldCharType="begin"/>
+      </w:r>
+      <w:r>
+        <w:rPr>
+          <w:i/>
+          <w:iCs/>
+          <w:sz w:val="28"/>
+          <w:szCs w:val="28"/>
+        </w:rPr>
+        <w:instrText xml:space="preserve"> REF _Ref232082324 \h  \* MERGEFORMAT </w:instrText>
+      </w:r>
+      <w:r>
+        <w:rPr>
+          <w:i/>
+          <w:iCs/>
+          <w:sz w:val="28"/>
+          <w:szCs w:val="28"/>
+        </w:rPr>
+      </w:r>
+      <w:r>
+        <w:rPr>
+          <w:i/>
+          <w:iCs/>
+          <w:sz w:val="28"/>
+          <w:szCs w:val="28"/>
+        </w:rPr>
+        <w:fldChar w:fldCharType="separate"/>
+      </w:r>
+      <w:r>
+        <w:rPr>
+          <w:i/>
+          <w:iCs/>
+          <w:sz w:val="28"/>
+          <w:szCs w:val="28"/>
+        </w:rPr>
+        <w:t xml:space="preserve">Figura </w:t>
+      </w:r>
+      <w:r>
+        <w:rPr>
+          <w:i/>
+          <w:iCs/>
+          <w:noProof/>
+          <w:sz w:val="28"/>
+          <w:szCs w:val="28"/>
+        </w:rPr>
+        <w:t>5</w:t>
+      </w:r>
+      <w:r>
+        <w:rPr>
+          <w:i/>
+          <w:iCs/>
+          <w:sz w:val="28"/>
+          <w:szCs w:val="28"/>
+        </w:rPr>
+        <w:fldChar w:fldCharType="end"/>
+      </w:r>
+      <w:r>
+        <w:rPr>
+          <w:i/>
+          <w:iCs/>
+          <w:sz w:val="28"/>
+          <w:szCs w:val="28"/>
+        </w:rPr>
+        <w:t>]</w:t>
+      </w:r>
+      <w:r>
+        <w:rPr>
+          <w:sz w:val="28"/>
+          <w:szCs w:val="28"/>
+        </w:rPr>
+        <w:t>. Rezultatul este un split-screen vertical</w:t>
+      </w:r>
+      <w:r>
+        <w:rPr>
+          <w:sz w:val="28"/>
+          <w:szCs w:val="28"/>
+        </w:rPr>
+        <w:t xml:space="preserve"> </w:t>
+      </w:r>
+      <w:r>
+        <w:rPr>
+          <w:sz w:val="28"/>
+          <w:szCs w:val="28"/>
+        </w:rPr>
+        <w:t>redat simultan, permițând celor două capsule (personajele prototip) să exploreze independent dungeon-ul, având libertate totală de deplasare și săritură</w:t>
+      </w:r>
+      <w:r>
+        <w:rPr>
+          <w:sz w:val="28"/>
+          <w:szCs w:val="28"/>
+        </w:rPr>
+        <w:t xml:space="preserve"> </w:t>
+      </w:r>
+      <w:r>
+        <w:rPr>
+          <w:i/>
+          <w:iCs/>
+          <w:sz w:val="28"/>
+          <w:szCs w:val="28"/>
+        </w:rPr>
+        <w:t>[</w:t>
+      </w:r>
+      <w:r>
+        <w:rPr>
+          <w:i/>
+          <w:iCs/>
+          <w:sz w:val="28"/>
+          <w:szCs w:val="28"/>
+        </w:rPr>
+        <w:fldChar w:fldCharType="begin"/>
+      </w:r>
+      <w:r>
+        <w:rPr>
+          <w:i/>
+          <w:iCs/>
+          <w:sz w:val="28"/>
+          <w:szCs w:val="28"/>
+        </w:rPr>
+        <w:instrText xml:space="preserve"> REF _Ref232082347 \h  \* MERGEFORMAT </w:instrText>
+      </w:r>
+      <w:r>
+        <w:rPr>
+          <w:i/>
+          <w:iCs/>
+          <w:sz w:val="28"/>
+          <w:szCs w:val="28"/>
+        </w:rPr>
+      </w:r>
+      <w:r>
+        <w:rPr>
+          <w:i/>
+          <w:iCs/>
+          <w:sz w:val="28"/>
+          <w:szCs w:val="28"/>
+        </w:rPr>
+        <w:fldChar w:fldCharType="separate"/>
+      </w:r>
+      <w:r>
+        <w:rPr>
+          <w:i/>
+          <w:iCs/>
+          <w:sz w:val="28"/>
+          <w:szCs w:val="28"/>
+        </w:rPr>
+        <w:t xml:space="preserve">Figura </w:t>
+      </w:r>
+      <w:r>
+        <w:rPr>
+          <w:i/>
+          <w:iCs/>
+          <w:noProof/>
+          <w:sz w:val="28"/>
+          <w:szCs w:val="28"/>
+        </w:rPr>
+        <w:t>6</w:t>
+      </w:r>
+      <w:r>
+        <w:rPr>
+          <w:i/>
+          <w:iCs/>
+          <w:sz w:val="28"/>
+          <w:szCs w:val="28"/>
+        </w:rPr>
+        <w:fldChar w:fldCharType="end"/>
+      </w:r>
+      <w:r>
+        <w:rPr>
+          <w:i/>
+          <w:iCs/>
+          <w:sz w:val="28"/>
+          <w:szCs w:val="28"/>
+        </w:rPr>
+        <w:t>]</w:t>
+      </w:r>
+      <w:r>
+        <w:rPr>
+          <w:sz w:val="28"/>
+          <w:szCs w:val="28"/>
+        </w:rPr>
+        <w:t>.</w:t>
+      </w:r>
+    </w:p>
+    <w:p>
+      <w:pPr>
+        <w:spacing w:before="240" w:after="0" w:line="276" w:lineRule="auto"/>
+        <w:jc w:val="both"/>
+        <w:rPr>
+          <w:sz w:val="28"/>
+          <w:szCs w:val="28"/>
+          <w:lang w:val="ro-RO"/>
+        </w:rPr>
+      </w:pPr>
+    </w:p>
+    <w:p>
+      <w:pPr>
+        <w:keepNext/>
+        <w:spacing w:before="240" w:after="0" w:line="276" w:lineRule="auto"/>
+        <w:jc w:val="both"/>
+      </w:pPr>
+      <w:r>
+        <w:rPr>
+          <w:noProof/>
+          <w:sz w:val="28"/>
+          <w:szCs w:val="28"/>
+          <w:lang w:val="ro-RO"/>
+        </w:rPr>
+        <w:lastRenderedPageBreak/>
+        <w:drawing>
+          <wp:inline distT="0" distB="0" distL="0" distR="0" wp14:anchorId="042599FB" wp14:editId="02521ABE">
+            <wp:extent cx="5724525" cy="3219450"/>
+            <wp:effectExtent l="0" t="0" r="9525" b="0"/>
+            <wp:docPr id="1070415086" name="Picture 5"/>
+            <wp:cNvGraphicFramePr>
+              <a:graphicFrameLocks xmlns:a="http://schemas.openxmlformats.org/drawingml/2006/main" noChangeAspect="1"/>
+            </wp:cNvGraphicFramePr>
+            <a:graphic xmlns:a="http://schemas.openxmlformats.org/drawingml/2006/main">
+              <a:graphicData uri="http://schemas.openxmlformats.org/drawingml/2006/picture">
+                <pic:pic xmlns:pic="http://schemas.openxmlformats.org/drawingml/2006/picture">
+                  <pic:nvPicPr>
+                    <pic:cNvPr id="0" name="Picture 5"/>
+                    <pic:cNvPicPr>
+                      <a:picLocks noChangeAspect="1" noChangeArrowheads="1"/>
+                    </pic:cNvPicPr>
+                  </pic:nvPicPr>
+                  <pic:blipFill>
+                    <a:blip r:embed="rId13" cstate="print">
+                      <a:extLst>
+                        <a:ext uri="{28A0092B-C50C-407E-A947-70E740481C1C}">
+                          <a14:useLocalDpi xmlns:a14="http://schemas.microsoft.com/office/drawing/2010/main" val="0"/>
+                        </a:ext>
+                      </a:extLst>
+                    </a:blip>
+                    <a:srcRect/>
+                    <a:stretch>
+                      <a:fillRect/>
+                    </a:stretch>
+                  </pic:blipFill>
+                  <pic:spPr bwMode="auto">
+                    <a:xfrm>
+                      <a:off x="0" y="0"/>
+                      <a:ext cx="5724525" cy="3219450"/>
+                    </a:xfrm>
+                    <a:prstGeom prst="rect">
+                      <a:avLst/>
+                    </a:prstGeom>
+                    <a:noFill/>
+                    <a:ln>
+                      <a:noFill/>
+                    </a:ln>
+                  </pic:spPr>
+                </pic:pic>
+              </a:graphicData>
+            </a:graphic>
+          </wp:inline>
+        </w:drawing>
+      </w:r>
+    </w:p>
+    <w:p>
+      <w:pPr>
+        <w:pStyle w:val="Caption"/>
+        <w:jc w:val="both"/>
+      </w:pPr>
+      <w:bookmarkStart w:id="7" w:name="_Ref232082347"/>
       <w:r>
         <w:t>Figur</w:t>
       </w:r>
@@ -2204,41 +2953,1250 @@
       <w:r>
         <w:t xml:space="preserve"> </w:t>
       </w:r>
-      <w:r>
-        <w:fldChar w:fldCharType="begin"/>
-      </w:r>
-      <w:r>
-        <w:instrText xml:space="preserve"> SEQ Figure \* ARABIC </w:instrText>
-      </w:r>
-      <w:r>
-        <w:fldChar w:fldCharType="separate"/>
-      </w:r>
-      <w:r>
-        <w:rPr>
-          <w:noProof/>
-        </w:rPr>
-        <w:t>5</w:t>
-      </w:r>
-      <w:r>
-        <w:fldChar w:fldCharType="end"/>
-      </w:r>
+      <w:fldSimple w:instr=" SEQ Figure \* ARABIC ">
+        <w:r>
+          <w:rPr>
+            <w:noProof/>
+          </w:rPr>
+          <w:t>6</w:t>
+        </w:r>
+      </w:fldSimple>
+      <w:bookmarkEnd w:id="7"/>
       <w:r>
         <w:t xml:space="preserve">: </w:t>
       </w:r>
       <w:r>
-        <w:t>Arhitectura sistemului audio pentru co-op local: instanțierea obiectului invizibil „CoopAudioMidpoint”, plasat dinamic la jumătatea distanței dintre jucători pentru rezolvarea limitărilor motorului Unity.</w:t>
-      </w:r>
-    </w:p>
-    <w:p>
-      <w:pPr>
-        <w:pStyle w:val="Heading1"/>
-        <w:rPr>
+        <w:t>Implementarea funcțională a viewport-ului de tip split-screen vertical, prezentând cei doi jucători (reprezentați ca prototipuri) navigând independent în nivelul generat.</w:t>
+      </w:r>
+    </w:p>
+    <w:p>
+      <w:pPr>
+        <w:rPr>
+          <w:lang w:val="ro-RO"/>
+        </w:rPr>
+      </w:pPr>
+    </w:p>
+    <w:p>
+      <w:pPr>
+        <w:rPr>
+          <w:lang w:val="ro-RO"/>
+        </w:rPr>
+      </w:pPr>
+    </w:p>
+    <w:p>
+      <w:pPr>
+        <w:rPr>
+          <w:lang w:val="ro-RO"/>
+        </w:rPr>
+      </w:pPr>
+    </w:p>
+    <w:p>
+      <w:pPr>
+        <w:pStyle w:val="ListParagraph"/>
+        <w:numPr>
+          <w:ilvl w:val="1"/>
+          <w:numId w:val="40"/>
+        </w:numPr>
+        <w:spacing w:before="240" w:after="0" w:line="276" w:lineRule="auto"/>
+        <w:jc w:val="both"/>
+        <w:rPr>
+          <w:sz w:val="28"/>
+          <w:szCs w:val="28"/>
+        </w:rPr>
+      </w:pPr>
+      <w:r>
+        <w:rPr>
+          <w:color w:val="0070C0"/>
+          <w:sz w:val="28"/>
+          <w:szCs w:val="28"/>
+        </w:rPr>
+        <w:t>Gestionarea Avansată a Dispozitivelor (Hot-Plugging &amp; Edge Cases)</w:t>
+      </w:r>
+    </w:p>
+    <w:p>
+      <w:pPr>
+        <w:spacing w:before="240" w:after="0" w:line="276" w:lineRule="auto"/>
+        <w:jc w:val="both"/>
+        <w:rPr>
+          <w:sz w:val="28"/>
+          <w:szCs w:val="28"/>
+        </w:rPr>
+      </w:pPr>
+      <w:r>
+        <w:rPr>
+          <w:sz w:val="28"/>
+          <w:szCs w:val="28"/>
+        </w:rPr>
+        <w:t>Pentru a oferi o experiență de "Couch Co-op" fluidă</w:t>
+      </w:r>
+      <w:r>
+        <w:rPr>
+          <w:sz w:val="28"/>
+          <w:szCs w:val="28"/>
+        </w:rPr>
+        <w:t xml:space="preserve"> </w:t>
+      </w:r>
+      <w:r>
+        <w:rPr>
+          <w:sz w:val="28"/>
+          <w:szCs w:val="28"/>
+          <w:lang w:val="ro-RO"/>
+        </w:rPr>
+        <w:t>și stabilă</w:t>
+      </w:r>
+      <w:r>
+        <w:rPr>
+          <w:sz w:val="28"/>
+          <w:szCs w:val="28"/>
+        </w:rPr>
+        <w:t xml:space="preserve">, </w:t>
+      </w:r>
+      <w:r>
+        <w:rPr>
+          <w:sz w:val="28"/>
+          <w:szCs w:val="28"/>
+        </w:rPr>
+        <w:t xml:space="preserve">sistemul a </w:t>
+      </w:r>
+      <w:r>
+        <w:rPr>
+          <w:sz w:val="28"/>
+          <w:szCs w:val="28"/>
+        </w:rPr>
+        <w:t xml:space="preserve">fost supus unor teste amănunțite de </w:t>
+      </w:r>
+      <w:r>
+        <w:rPr>
+          <w:i/>
+          <w:iCs/>
+          <w:sz w:val="28"/>
+          <w:szCs w:val="28"/>
+        </w:rPr>
+        <w:t>hot-plugging</w:t>
+      </w:r>
+      <w:r>
+        <w:rPr>
+          <w:sz w:val="28"/>
+          <w:szCs w:val="28"/>
+        </w:rPr>
+        <w:t xml:space="preserve"> (conectare/deconectare în timp real) pentru a gestiona multiple cazuri limită (edge cases):</w:t>
+      </w:r>
+    </w:p>
+    <w:p>
+      <w:pPr>
+        <w:pStyle w:val="ListParagraph"/>
+        <w:numPr>
+          <w:ilvl w:val="0"/>
+          <w:numId w:val="41"/>
+        </w:numPr>
+        <w:spacing w:before="240" w:after="0" w:line="276" w:lineRule="auto"/>
+        <w:jc w:val="both"/>
+        <w:rPr>
+          <w:sz w:val="28"/>
+          <w:szCs w:val="28"/>
+        </w:rPr>
+      </w:pPr>
+      <w:r>
+        <w:rPr>
+          <w:b/>
+          <w:bCs/>
+          <w:sz w:val="28"/>
+          <w:szCs w:val="28"/>
+        </w:rPr>
+        <w:t>Prioritizare Controller:</w:t>
+      </w:r>
+      <w:r>
+        <w:rPr>
+          <w:sz w:val="28"/>
+          <w:szCs w:val="28"/>
+        </w:rPr>
+        <w:t xml:space="preserve"> Jocul favorizează mereu folosirea gamepad-ului. La pornire, dacă există un singur controller conectat, acesta îi este atribuit automat Jucătorului 1 (P1), iar Jucătorul 2 (P2) primește fallback pe tastatură. Dacă ambele controllere sunt conectate inițial, ele sunt asignate corespunzător ambilor jucători.</w:t>
+      </w:r>
+    </w:p>
+    <w:p>
+      <w:pPr>
+        <w:pStyle w:val="ListParagraph"/>
+        <w:numPr>
+          <w:ilvl w:val="0"/>
+          <w:numId w:val="41"/>
+        </w:numPr>
+        <w:spacing w:before="240" w:after="0" w:line="276" w:lineRule="auto"/>
+        <w:jc w:val="both"/>
+        <w:rPr>
+          <w:sz w:val="28"/>
+          <w:szCs w:val="28"/>
+        </w:rPr>
+      </w:pPr>
+      <w:r>
+        <w:rPr>
+          <w:b/>
+          <w:bCs/>
+          <w:sz w:val="28"/>
+          <w:szCs w:val="28"/>
+        </w:rPr>
+        <w:t>Dynamic Hot-Plugging:</w:t>
+      </w:r>
+      <w:r>
+        <w:rPr>
+          <w:sz w:val="28"/>
+          <w:szCs w:val="28"/>
+        </w:rPr>
+        <w:t xml:space="preserve"> Sistemul ascultă evenimentele OS-ului. Conectarea unui al doilea controller în timpul sesiunii deblochează un </w:t>
+      </w:r>
+      <w:r>
+        <w:rPr>
+          <w:i/>
+          <w:iCs/>
+          <w:sz w:val="28"/>
+          <w:szCs w:val="28"/>
+        </w:rPr>
+        <w:t>Smart Switch</w:t>
+      </w:r>
+      <w:r>
+        <w:rPr>
+          <w:sz w:val="28"/>
+          <w:szCs w:val="28"/>
+        </w:rPr>
+        <w:t>: P2 renunță automat la tastatură și preia noul gamepad, fără a întrerupe starea de joc.</w:t>
+      </w:r>
+    </w:p>
+    <w:p>
+      <w:pPr>
+        <w:pStyle w:val="ListParagraph"/>
+        <w:numPr>
+          <w:ilvl w:val="0"/>
+          <w:numId w:val="41"/>
+        </w:numPr>
+        <w:spacing w:before="240" w:after="0" w:line="276" w:lineRule="auto"/>
+        <w:jc w:val="both"/>
+      </w:pPr>
+      <w:r>
+        <w:rPr>
+          <w:b/>
+          <w:bCs/>
+          <w:sz w:val="28"/>
+          <w:szCs w:val="28"/>
+        </w:rPr>
+        <w:t>Safe Fallback &amp; Prevenția Erorilor:</w:t>
+      </w:r>
+      <w:r>
+        <w:rPr>
+          <w:sz w:val="28"/>
+          <w:szCs w:val="28"/>
+        </w:rPr>
+        <w:t xml:space="preserve"> Dacă un controller este deconectat accidental (ex: baterie descărcată), sistemul execută un </w:t>
+      </w:r>
+      <w:r>
+        <w:rPr>
+          <w:i/>
+          <w:iCs/>
+          <w:sz w:val="28"/>
+          <w:szCs w:val="28"/>
+        </w:rPr>
+        <w:t>Safe Fallback</w:t>
+      </w:r>
+      <w:r>
+        <w:rPr>
+          <w:sz w:val="28"/>
+          <w:szCs w:val="28"/>
+        </w:rPr>
+        <w:t xml:space="preserve"> pe tastatură. Mai mult, a fost implementată o validare </w:t>
+      </w:r>
+      <w:r>
+        <w:rPr>
+          <w:sz w:val="28"/>
+          <w:szCs w:val="28"/>
+        </w:rPr>
+        <w:lastRenderedPageBreak/>
+        <w:t>de siguranță (Keyboard.current != null) pentru a preveni excepțiile de tip ArgumentNullException în cazul în care un periferic (precum mouse-ul) este deconectat fizic pentru a elibera porturi USB.</w:t>
+      </w:r>
+      <w:r>
+        <w:rPr>
+          <w:sz w:val="28"/>
+          <w:szCs w:val="28"/>
+        </w:rPr>
+        <w:t xml:space="preserve"> De asemenea,</w:t>
+      </w:r>
+      <w:r>
+        <w:rPr>
+          <w:sz w:val="28"/>
+          <w:szCs w:val="28"/>
+        </w:rPr>
+        <w:t xml:space="preserve"> </w:t>
+      </w:r>
+      <w:r>
+        <w:rPr>
+          <w:sz w:val="28"/>
+          <w:szCs w:val="28"/>
+        </w:rPr>
+        <w:t>sistemul verifică disponibilitatea</w:t>
+      </w:r>
+      <w:r>
+        <w:rPr>
+          <w:sz w:val="28"/>
+          <w:szCs w:val="28"/>
+        </w:rPr>
+        <w:t xml:space="preserve"> </w:t>
+      </w:r>
+      <w:r>
+        <w:rPr>
+          <w:sz w:val="28"/>
+          <w:szCs w:val="28"/>
+        </w:rPr>
+        <w:t>tastaturii și comută instantaneu jucătorul afectat pe taste, doar dacă acestea nu sunt deja ocupate de celălalt jucător.</w:t>
+      </w:r>
+    </w:p>
+    <w:p>
+      <w:pPr>
+        <w:spacing w:before="240" w:after="0" w:line="276" w:lineRule="auto"/>
+        <w:jc w:val="both"/>
+      </w:pPr>
+    </w:p>
+    <w:p>
+      <w:pPr>
+        <w:spacing w:before="240" w:after="0" w:line="276" w:lineRule="auto"/>
+        <w:jc w:val="both"/>
+      </w:pPr>
+    </w:p>
+    <w:p>
+      <w:pPr>
+        <w:spacing w:before="240" w:after="0" w:line="276" w:lineRule="auto"/>
+        <w:jc w:val="both"/>
+      </w:pPr>
+    </w:p>
+    <w:p>
+      <w:pPr>
+        <w:spacing w:before="240" w:after="0" w:line="276" w:lineRule="auto"/>
+        <w:jc w:val="both"/>
+      </w:pPr>
+    </w:p>
+    <w:p>
+      <w:pPr>
+        <w:spacing w:before="240" w:after="0" w:line="276" w:lineRule="auto"/>
+        <w:jc w:val="both"/>
+      </w:pPr>
+    </w:p>
+    <w:p>
+      <w:pPr>
+        <w:spacing w:before="240" w:after="0" w:line="276" w:lineRule="auto"/>
+        <w:jc w:val="both"/>
+      </w:pPr>
+    </w:p>
+    <w:p>
+      <w:pPr>
+        <w:spacing w:before="240" w:after="0" w:line="276" w:lineRule="auto"/>
+        <w:jc w:val="both"/>
+      </w:pPr>
+    </w:p>
+    <w:p>
+      <w:pPr>
+        <w:spacing w:before="240" w:after="0" w:line="276" w:lineRule="auto"/>
+        <w:jc w:val="both"/>
+      </w:pPr>
+    </w:p>
+    <w:p>
+      <w:pPr>
+        <w:spacing w:before="240" w:after="0" w:line="276" w:lineRule="auto"/>
+        <w:jc w:val="both"/>
+      </w:pPr>
+    </w:p>
+    <w:p/>
+    <w:p>
+      <w:pPr>
+        <w:rPr>
+          <w:rFonts w:asciiTheme="majorHAnsi" w:eastAsiaTheme="majorEastAsia" w:hAnsiTheme="majorHAnsi" w:cstheme="majorBidi"/>
+          <w:color w:val="0000FF"/>
           <w:sz w:val="48"/>
           <w:szCs w:val="48"/>
-        </w:rPr>
-      </w:pPr>
-      <w:bookmarkStart w:id="3" w:name="_53h51nnw79rt" w:colFirst="0" w:colLast="0"/>
-      <w:bookmarkEnd w:id="3"/>
+          <w:lang w:val="ro-RO"/>
+        </w:rPr>
+      </w:pPr>
+    </w:p>
+    <w:p>
+      <w:pPr>
+        <w:rPr>
+          <w:rFonts w:asciiTheme="majorHAnsi" w:eastAsiaTheme="majorEastAsia" w:hAnsiTheme="majorHAnsi" w:cstheme="majorBidi"/>
+          <w:color w:val="0000FF"/>
+          <w:sz w:val="48"/>
+          <w:szCs w:val="48"/>
+          <w:lang w:val="ro-RO"/>
+        </w:rPr>
+      </w:pPr>
+    </w:p>
+    <w:p>
+      <w:pPr>
+        <w:rPr>
+          <w:rFonts w:asciiTheme="majorHAnsi" w:eastAsiaTheme="majorEastAsia" w:hAnsiTheme="majorHAnsi" w:cstheme="majorBidi"/>
+          <w:color w:val="0000FF"/>
+          <w:sz w:val="48"/>
+          <w:szCs w:val="48"/>
+          <w:lang w:val="ro-RO"/>
+        </w:rPr>
+      </w:pPr>
+    </w:p>
+    <w:p>
+      <w:pPr>
+        <w:rPr>
+          <w:rFonts w:asciiTheme="majorHAnsi" w:eastAsiaTheme="majorEastAsia" w:hAnsiTheme="majorHAnsi" w:cstheme="majorBidi"/>
+          <w:color w:val="0000FF"/>
+          <w:sz w:val="48"/>
+          <w:szCs w:val="48"/>
+          <w:lang w:val="ro-RO"/>
+        </w:rPr>
+      </w:pPr>
+    </w:p>
+    <w:p>
+      <w:pPr>
+        <w:rPr>
+          <w:rFonts w:asciiTheme="majorHAnsi" w:eastAsiaTheme="majorEastAsia" w:hAnsiTheme="majorHAnsi" w:cstheme="majorBidi"/>
+          <w:color w:val="0000FF"/>
+          <w:sz w:val="48"/>
+          <w:szCs w:val="48"/>
+          <w:lang w:val="ro-RO"/>
+        </w:rPr>
+      </w:pPr>
+    </w:p>
+    <w:p>
+      <w:pPr>
+        <w:rPr>
+          <w:rFonts w:asciiTheme="majorHAnsi" w:eastAsiaTheme="majorEastAsia" w:hAnsiTheme="majorHAnsi" w:cstheme="majorBidi"/>
+          <w:color w:val="0000FF"/>
+          <w:sz w:val="48"/>
+          <w:szCs w:val="48"/>
+          <w:lang w:val="ro-RO"/>
+        </w:rPr>
+      </w:pPr>
+    </w:p>
+    <w:p>
+      <w:pPr>
+        <w:rPr>
+          <w:rFonts w:asciiTheme="majorHAnsi" w:eastAsiaTheme="majorEastAsia" w:hAnsiTheme="majorHAnsi" w:cstheme="majorBidi"/>
+          <w:color w:val="0000FF"/>
+          <w:sz w:val="48"/>
+          <w:szCs w:val="48"/>
+          <w:lang w:val="ro-RO"/>
+        </w:rPr>
+      </w:pPr>
+    </w:p>
+    <w:p>
+      <w:pPr>
+        <w:rPr>
+          <w:rFonts w:asciiTheme="majorHAnsi" w:eastAsiaTheme="majorEastAsia" w:hAnsiTheme="majorHAnsi" w:cstheme="majorBidi"/>
+          <w:color w:val="0000FF"/>
+          <w:sz w:val="48"/>
+          <w:szCs w:val="48"/>
+          <w:lang w:val="ro-RO"/>
+        </w:rPr>
+      </w:pPr>
+    </w:p>
+    <w:p>
+      <w:pPr>
+        <w:rPr>
+          <w:rFonts w:asciiTheme="majorHAnsi" w:eastAsiaTheme="majorEastAsia" w:hAnsiTheme="majorHAnsi" w:cstheme="majorBidi"/>
+          <w:color w:val="0000FF"/>
+          <w:sz w:val="48"/>
+          <w:szCs w:val="48"/>
+          <w:lang w:val="ro-RO"/>
+        </w:rPr>
+      </w:pPr>
+      <w:r>
+        <w:rPr>
+          <w:rFonts w:asciiTheme="majorHAnsi" w:eastAsiaTheme="majorEastAsia" w:hAnsiTheme="majorHAnsi" w:cstheme="majorBidi"/>
+          <w:color w:val="0000FF"/>
+          <w:sz w:val="48"/>
+          <w:szCs w:val="48"/>
+          <w:lang w:val="ro-RO"/>
+        </w:rPr>
+        <w:lastRenderedPageBreak/>
+        <w:t xml:space="preserve">3. </w:t>
+      </w:r>
+      <w:r>
+        <w:rPr>
+          <w:rFonts w:asciiTheme="majorHAnsi" w:eastAsiaTheme="majorEastAsia" w:hAnsiTheme="majorHAnsi" w:cstheme="majorBidi"/>
+          <w:color w:val="0000FF"/>
+          <w:sz w:val="48"/>
+          <w:szCs w:val="48"/>
+        </w:rPr>
+        <w:t>Sisteme Suport de Imersiune</w:t>
+      </w:r>
+    </w:p>
+    <w:p>
+      <w:pPr>
+        <w:spacing w:before="240" w:after="0" w:line="276" w:lineRule="auto"/>
+        <w:jc w:val="both"/>
+        <w:rPr>
+          <w:color w:val="0070C0"/>
+          <w:sz w:val="28"/>
+          <w:szCs w:val="28"/>
+        </w:rPr>
+      </w:pPr>
+      <w:r>
+        <w:rPr>
+          <w:color w:val="0070C0"/>
+          <w:sz w:val="28"/>
+          <w:szCs w:val="28"/>
+        </w:rPr>
+        <w:t>3.1.</w:t>
+      </w:r>
+      <w:r>
+        <w:rPr>
+          <w:color w:val="0070C0"/>
+          <w:sz w:val="28"/>
+          <w:szCs w:val="28"/>
+        </w:rPr>
+        <w:tab/>
+        <w:t>Arhitectura Audio Cooperativă (Midpoint Audio Listener)</w:t>
+      </w:r>
+    </w:p>
+    <w:p>
+      <w:pPr>
+        <w:spacing w:before="240" w:after="0" w:line="276" w:lineRule="auto"/>
+        <w:jc w:val="both"/>
+        <w:rPr>
+          <w:sz w:val="28"/>
+          <w:szCs w:val="28"/>
+        </w:rPr>
+      </w:pPr>
+      <w:r>
+        <w:rPr>
+          <w:sz w:val="28"/>
+          <w:szCs w:val="28"/>
+        </w:rPr>
+        <w:t>O limitare tehnică majoră a motorului Unity este imposibilitatea de a randa corect sursele audio spațiale 3D atunci când există mai mult de un AudioListener</w:t>
+      </w:r>
+      <w:r>
+        <w:rPr>
+          <w:sz w:val="28"/>
+          <w:szCs w:val="28"/>
+        </w:rPr>
+        <w:t xml:space="preserve"> </w:t>
+      </w:r>
+      <w:r>
+        <w:rPr>
+          <w:sz w:val="28"/>
+          <w:szCs w:val="28"/>
+        </w:rPr>
+        <w:fldChar w:fldCharType="begin"/>
+      </w:r>
+      <w:r>
+        <w:rPr>
+          <w:sz w:val="28"/>
+          <w:szCs w:val="28"/>
+        </w:rPr>
+        <w:instrText xml:space="preserve"> REF _Ref232084812 \r \h </w:instrText>
+      </w:r>
+      <w:r>
+        <w:rPr>
+          <w:sz w:val="28"/>
+          <w:szCs w:val="28"/>
+        </w:rPr>
+      </w:r>
+      <w:r>
+        <w:rPr>
+          <w:sz w:val="28"/>
+          <w:szCs w:val="28"/>
+        </w:rPr>
+        <w:fldChar w:fldCharType="separate"/>
+      </w:r>
+      <w:r>
+        <w:rPr>
+          <w:sz w:val="28"/>
+          <w:szCs w:val="28"/>
+        </w:rPr>
+        <w:t>[9]</w:t>
+      </w:r>
+      <w:r>
+        <w:rPr>
+          <w:sz w:val="28"/>
+          <w:szCs w:val="28"/>
+        </w:rPr>
+        <w:fldChar w:fldCharType="end"/>
+      </w:r>
+      <w:r>
+        <w:rPr>
+          <w:sz w:val="28"/>
+          <w:szCs w:val="28"/>
+        </w:rPr>
+        <w:t xml:space="preserve"> activ în scenă. Pentru a rezolva acest conflict specific jocurilor split-screen, a fost concepută o arhitectură cu un </w:t>
+      </w:r>
+      <w:r>
+        <w:rPr>
+          <w:b/>
+          <w:bCs/>
+          <w:sz w:val="28"/>
+          <w:szCs w:val="28"/>
+        </w:rPr>
+        <w:t>Midpoint Audio Listener</w:t>
+      </w:r>
+      <w:r>
+        <w:rPr>
+          <w:sz w:val="28"/>
+          <w:szCs w:val="28"/>
+        </w:rPr>
+        <w:t>. Sistemul generează o entitate invizibilă (CoopAudioMidpoint) care își calculează și actualizează poziția constant la jumătatea distanței matematice dintre cei doi jucători</w:t>
+      </w:r>
+      <w:r>
+        <w:rPr>
+          <w:sz w:val="28"/>
+          <w:szCs w:val="28"/>
+        </w:rPr>
+        <w:t xml:space="preserve"> </w:t>
+      </w:r>
+      <w:r>
+        <w:rPr>
+          <w:i/>
+          <w:iCs/>
+          <w:sz w:val="28"/>
+          <w:szCs w:val="28"/>
+          <w:lang w:val="en-US"/>
+        </w:rPr>
+        <w:t>[</w:t>
+      </w:r>
+      <w:r>
+        <w:rPr>
+          <w:i/>
+          <w:iCs/>
+          <w:sz w:val="28"/>
+          <w:szCs w:val="28"/>
+          <w:lang w:val="en-US"/>
+        </w:rPr>
+        <w:fldChar w:fldCharType="begin"/>
+      </w:r>
+      <w:r>
+        <w:rPr>
+          <w:i/>
+          <w:iCs/>
+          <w:sz w:val="28"/>
+          <w:szCs w:val="28"/>
+          <w:lang w:val="en-US"/>
+        </w:rPr>
+        <w:instrText xml:space="preserve"> REF _Ref232083176 \h  \* MERGEFORMAT </w:instrText>
+      </w:r>
+      <w:r>
+        <w:rPr>
+          <w:i/>
+          <w:iCs/>
+          <w:sz w:val="28"/>
+          <w:szCs w:val="28"/>
+          <w:lang w:val="en-US"/>
+        </w:rPr>
+      </w:r>
+      <w:r>
+        <w:rPr>
+          <w:i/>
+          <w:iCs/>
+          <w:sz w:val="28"/>
+          <w:szCs w:val="28"/>
+          <w:lang w:val="en-US"/>
+        </w:rPr>
+        <w:fldChar w:fldCharType="separate"/>
+      </w:r>
+      <w:r>
+        <w:rPr>
+          <w:i/>
+          <w:iCs/>
+          <w:sz w:val="28"/>
+          <w:szCs w:val="28"/>
+        </w:rPr>
+        <w:t xml:space="preserve">Figura </w:t>
+      </w:r>
+      <w:r>
+        <w:rPr>
+          <w:i/>
+          <w:iCs/>
+          <w:noProof/>
+          <w:sz w:val="28"/>
+          <w:szCs w:val="28"/>
+        </w:rPr>
+        <w:t>7</w:t>
+      </w:r>
+      <w:r>
+        <w:rPr>
+          <w:i/>
+          <w:iCs/>
+          <w:sz w:val="28"/>
+          <w:szCs w:val="28"/>
+          <w:lang w:val="en-US"/>
+        </w:rPr>
+        <w:fldChar w:fldCharType="end"/>
+      </w:r>
+      <w:r>
+        <w:rPr>
+          <w:i/>
+          <w:iCs/>
+          <w:sz w:val="28"/>
+          <w:szCs w:val="28"/>
+          <w:lang w:val="en-US"/>
+        </w:rPr>
+        <w:t>]</w:t>
+      </w:r>
+      <w:r>
+        <w:rPr>
+          <w:sz w:val="28"/>
+          <w:szCs w:val="28"/>
+        </w:rPr>
+        <w:t>. Astfel, sunetul 3D se propagă corect în boxele/căștile jucătorilor, echilibrând peisajul auditiv indiferent de distanța fizică dintre caractere în dungeon.</w:t>
+      </w:r>
+      <w:bookmarkStart w:id="8" w:name="_rmh7mb8kn8ue" w:colFirst="0" w:colLast="0"/>
+      <w:bookmarkStart w:id="9" w:name="_inocgngtzpl8" w:colFirst="0" w:colLast="0"/>
+      <w:bookmarkEnd w:id="8"/>
+      <w:bookmarkEnd w:id="9"/>
+      <w:r>
+        <w:rPr>
+          <w:sz w:val="28"/>
+          <w:szCs w:val="28"/>
+        </w:rPr>
+        <w:t xml:space="preserve"> </w:t>
+      </w:r>
+    </w:p>
+    <w:p>
+      <w:pPr>
+        <w:spacing w:before="240" w:after="0" w:line="276" w:lineRule="auto"/>
+        <w:jc w:val="both"/>
+        <w:rPr>
+          <w:sz w:val="28"/>
+          <w:szCs w:val="28"/>
+        </w:rPr>
+      </w:pPr>
+      <w:r>
+        <w:rPr>
+          <w:sz w:val="28"/>
+          <w:szCs w:val="28"/>
+        </w:rPr>
+        <w:t>D</w:t>
+      </w:r>
+      <w:r>
+        <w:rPr>
+          <w:sz w:val="28"/>
+          <w:szCs w:val="28"/>
+        </w:rPr>
+        <w:t>eși această metodă echilibrează auditiv scena în majoritatea timpului, s-a observat că, în situațiile în care cei doi jucători se află la distanțe extrem de mari unul față de celălalt în labirint, percepția direcțională a sunetului devine mai puțin intuitivă.</w:t>
+      </w:r>
+    </w:p>
+    <w:p>
+      <w:pPr>
+        <w:spacing w:before="240" w:after="0" w:line="276" w:lineRule="auto"/>
+        <w:jc w:val="both"/>
+        <w:rPr>
+          <w:sz w:val="28"/>
+          <w:szCs w:val="28"/>
+        </w:rPr>
+      </w:pPr>
+    </w:p>
+    <w:p>
+      <w:pPr>
+        <w:keepNext/>
+        <w:spacing w:before="240" w:after="0" w:line="276" w:lineRule="auto"/>
+        <w:jc w:val="both"/>
+      </w:pPr>
+      <w:r>
+        <w:rPr>
+          <w:noProof/>
+          <w:sz w:val="28"/>
+          <w:szCs w:val="28"/>
+        </w:rPr>
+        <w:drawing>
+          <wp:inline distT="0" distB="0" distL="0" distR="0" wp14:anchorId="64157B9A" wp14:editId="67494E6A">
+            <wp:extent cx="5724525" cy="3219450"/>
+            <wp:effectExtent l="0" t="0" r="9525" b="0"/>
+            <wp:docPr id="1741831348" name="Picture 6"/>
+            <wp:cNvGraphicFramePr>
+              <a:graphicFrameLocks xmlns:a="http://schemas.openxmlformats.org/drawingml/2006/main" noChangeAspect="1"/>
+            </wp:cNvGraphicFramePr>
+            <a:graphic xmlns:a="http://schemas.openxmlformats.org/drawingml/2006/main">
+              <a:graphicData uri="http://schemas.openxmlformats.org/drawingml/2006/picture">
+                <pic:pic xmlns:pic="http://schemas.openxmlformats.org/drawingml/2006/picture">
+                  <pic:nvPicPr>
+                    <pic:cNvPr id="0" name="Picture 6"/>
+                    <pic:cNvPicPr>
+                      <a:picLocks noChangeAspect="1" noChangeArrowheads="1"/>
+                    </pic:cNvPicPr>
+                  </pic:nvPicPr>
+                  <pic:blipFill>
+                    <a:blip r:embed="rId14" cstate="print">
+                      <a:extLst>
+                        <a:ext uri="{28A0092B-C50C-407E-A947-70E740481C1C}">
+                          <a14:useLocalDpi xmlns:a14="http://schemas.microsoft.com/office/drawing/2010/main" val="0"/>
+                        </a:ext>
+                      </a:extLst>
+                    </a:blip>
+                    <a:srcRect/>
+                    <a:stretch>
+                      <a:fillRect/>
+                    </a:stretch>
+                  </pic:blipFill>
+                  <pic:spPr bwMode="auto">
+                    <a:xfrm>
+                      <a:off x="0" y="0"/>
+                      <a:ext cx="5724525" cy="3219450"/>
+                    </a:xfrm>
+                    <a:prstGeom prst="rect">
+                      <a:avLst/>
+                    </a:prstGeom>
+                    <a:noFill/>
+                    <a:ln>
+                      <a:noFill/>
+                    </a:ln>
+                  </pic:spPr>
+                </pic:pic>
+              </a:graphicData>
+            </a:graphic>
+          </wp:inline>
+        </w:drawing>
+      </w:r>
+    </w:p>
+    <w:p>
+      <w:pPr>
+        <w:pStyle w:val="Caption"/>
+        <w:jc w:val="both"/>
+      </w:pPr>
+      <w:bookmarkStart w:id="10" w:name="_Ref232083176"/>
+      <w:r>
+        <w:t>Figur</w:t>
+      </w:r>
+      <w:r>
+        <w:t>a</w:t>
+      </w:r>
+      <w:r>
+        <w:t xml:space="preserve"> </w:t>
+      </w:r>
+      <w:fldSimple w:instr=" SEQ Figure \* ARABIC ">
+        <w:r>
+          <w:rPr>
+            <w:noProof/>
+          </w:rPr>
+          <w:t>7</w:t>
+        </w:r>
+      </w:fldSimple>
+      <w:bookmarkEnd w:id="10"/>
+      <w:r>
+        <w:t xml:space="preserve">: </w:t>
+      </w:r>
+      <w:r>
+        <w:t>Arhitectura sistemului audio pentru co-op local: instanțierea obiectului invizibil „CoopAudioMidpoint”, plasat dinamic la jumătatea distanței dintre jucători pentru rezolvarea limitărilor motorului Unity.</w:t>
+      </w:r>
+    </w:p>
+    <w:p>
+      <w:pPr>
+        <w:pStyle w:val="Caption"/>
+        <w:jc w:val="both"/>
+      </w:pPr>
+      <w:r>
+        <w:rPr>
+          <w:rFonts w:asciiTheme="majorHAnsi" w:eastAsiaTheme="majorEastAsia" w:hAnsiTheme="majorHAnsi" w:cstheme="majorBidi"/>
+          <w:i w:val="0"/>
+          <w:iCs w:val="0"/>
+          <w:color w:val="0000FF"/>
+          <w:sz w:val="48"/>
+          <w:szCs w:val="48"/>
+        </w:rPr>
+        <w:lastRenderedPageBreak/>
+        <w:t>4.</w:t>
+      </w:r>
+      <w:r>
+        <w:rPr>
+          <w:rFonts w:asciiTheme="majorHAnsi" w:eastAsiaTheme="majorEastAsia" w:hAnsiTheme="majorHAnsi" w:cstheme="majorBidi"/>
+          <w:color w:val="0000FF"/>
+          <w:sz w:val="48"/>
+          <w:szCs w:val="48"/>
+        </w:rPr>
+        <w:t xml:space="preserve"> </w:t>
+      </w:r>
+      <w:r>
+        <w:rPr>
+          <w:rFonts w:asciiTheme="majorHAnsi" w:eastAsiaTheme="majorEastAsia" w:hAnsiTheme="majorHAnsi" w:cstheme="majorBidi"/>
+          <w:i w:val="0"/>
+          <w:iCs w:val="0"/>
+          <w:color w:val="0000FF"/>
+          <w:sz w:val="48"/>
+          <w:szCs w:val="48"/>
+        </w:rPr>
+        <w:t>Evaluare și Testare</w:t>
+      </w:r>
+    </w:p>
+    <w:p>
+      <w:pPr>
+        <w:rPr>
+          <w:sz w:val="28"/>
+          <w:szCs w:val="28"/>
+          <w:lang w:val="en-US"/>
+        </w:rPr>
+      </w:pPr>
+      <w:r>
+        <w:rPr>
+          <w:sz w:val="28"/>
+          <w:szCs w:val="28"/>
+          <w:lang w:val="en-US"/>
+        </w:rPr>
+        <w:t>Prototipul a fost supus unui proces riguros de evaluare tehnică și de gameplay:</w:t>
+      </w:r>
+    </w:p>
+    <w:p>
+      <w:pPr>
+        <w:numPr>
+          <w:ilvl w:val="0"/>
+          <w:numId w:val="44"/>
+        </w:numPr>
+        <w:rPr>
+          <w:sz w:val="28"/>
+          <w:szCs w:val="28"/>
+          <w:lang w:val="en-US"/>
+        </w:rPr>
+      </w:pPr>
+      <w:r>
+        <w:rPr>
+          <w:b/>
+          <w:bCs/>
+          <w:sz w:val="28"/>
+          <w:szCs w:val="28"/>
+          <w:lang w:val="en-US"/>
+        </w:rPr>
+        <w:t>Integritatea Generării:</w:t>
+      </w:r>
+      <w:r>
+        <w:rPr>
+          <w:sz w:val="28"/>
+          <w:szCs w:val="28"/>
+          <w:lang w:val="en-US"/>
+        </w:rPr>
+        <w:t xml:space="preserve"> Au fost generate și testate zeci de hărți (seeds). În toate iterațiile, sistemele A* și BSP au funcționat impecabil; nu au existat bug-uri, camere izolate/neconectate, probleme de "clipping" (trecere prin texturi) sau elemente geometrice lipsă (podele/ziduri).</w:t>
+      </w:r>
+    </w:p>
+    <w:p>
+      <w:pPr>
+        <w:numPr>
+          <w:ilvl w:val="0"/>
+          <w:numId w:val="44"/>
+        </w:numPr>
+        <w:rPr>
+          <w:sz w:val="28"/>
+          <w:szCs w:val="28"/>
+          <w:lang w:val="en-US"/>
+        </w:rPr>
+      </w:pPr>
+      <w:r>
+        <w:rPr>
+          <w:b/>
+          <w:bCs/>
+          <w:sz w:val="28"/>
+          <w:szCs w:val="28"/>
+          <w:lang w:val="en-US"/>
+        </w:rPr>
+        <w:t>Sistemul de Spawn:</w:t>
+      </w:r>
+      <w:r>
+        <w:rPr>
+          <w:sz w:val="28"/>
+          <w:szCs w:val="28"/>
+          <w:lang w:val="en-US"/>
+        </w:rPr>
+        <w:t xml:space="preserve"> Logica de spawn a demonstrat consistență, plasând de fiecare dată jucătorii corect, într-o cameră validă selectată aleatoriu din dungeon, calculând un offset de siguranță față de centrul camerei.</w:t>
+      </w:r>
+    </w:p>
+    <w:p>
+      <w:pPr>
+        <w:numPr>
+          <w:ilvl w:val="0"/>
+          <w:numId w:val="44"/>
+        </w:numPr>
+        <w:rPr>
+          <w:sz w:val="28"/>
+          <w:szCs w:val="28"/>
+          <w:lang w:val="en-US"/>
+        </w:rPr>
+      </w:pPr>
+      <w:r>
+        <w:rPr>
+          <w:b/>
+          <w:bCs/>
+          <w:sz w:val="28"/>
+          <w:szCs w:val="28"/>
+          <w:lang w:val="en-US"/>
+        </w:rPr>
+        <w:t>Performanță:</w:t>
+      </w:r>
+      <w:r>
+        <w:rPr>
+          <w:sz w:val="28"/>
+          <w:szCs w:val="28"/>
+          <w:lang w:val="en-US"/>
+        </w:rPr>
+        <w:t xml:space="preserve"> Generarea nivelului și a arborelui se realizează instantaneu în stadiul actual. S-a notat însă că, odată cu viitoarele adăugiri de prop-uri, inamici și interacțiuni complexe, generarea va deveni mai costisitoare („demanding”) din punct de vedere hardware, putând dura câteva secunde.</w:t>
+      </w:r>
+    </w:p>
+    <w:p>
+      <w:pPr>
+        <w:numPr>
+          <w:ilvl w:val="0"/>
+          <w:numId w:val="44"/>
+        </w:numPr>
+        <w:rPr>
+          <w:sz w:val="28"/>
+          <w:szCs w:val="28"/>
+          <w:lang w:val="en-US"/>
+        </w:rPr>
+      </w:pPr>
+      <w:r>
+        <w:rPr>
+          <w:b/>
+          <w:bCs/>
+          <w:sz w:val="28"/>
+          <w:szCs w:val="28"/>
+          <w:lang w:val="en-US"/>
+        </w:rPr>
+        <w:t>Feedback extern:</w:t>
+      </w:r>
+      <w:r>
+        <w:rPr>
+          <w:sz w:val="28"/>
+          <w:szCs w:val="28"/>
+          <w:lang w:val="en-US"/>
+        </w:rPr>
+        <w:t xml:space="preserve"> Prototipul a fost testat alături de</w:t>
+      </w:r>
+      <w:r>
+        <w:rPr>
+          <w:sz w:val="28"/>
+          <w:szCs w:val="28"/>
+          <w:lang w:val="en-US"/>
+        </w:rPr>
+        <w:t xml:space="preserve"> verii mei</w:t>
+      </w:r>
+      <w:r>
+        <w:rPr>
+          <w:sz w:val="28"/>
+          <w:szCs w:val="28"/>
+          <w:lang w:val="en-US"/>
+        </w:rPr>
+        <w:t xml:space="preserve"> Pescariu Matei și Pescariu Vlad (care vor oferi asistență QA pe tot parcursul dezvoltării). Feedback-ul acestora a fost extrem de pozitiv, confirmând că obiectivele fundamentale ale prototipului (stabilitatea co-op-ului și explorarea procedurală) au fost atinse cu succes.</w:t>
+      </w:r>
+    </w:p>
+    <w:p>
+      <w:pPr>
+        <w:rPr>
+          <w:sz w:val="28"/>
+          <w:szCs w:val="28"/>
+        </w:rPr>
+      </w:pPr>
+    </w:p>
+    <w:p>
+      <w:pPr>
+        <w:rPr>
+          <w:rFonts w:asciiTheme="majorHAnsi" w:eastAsiaTheme="majorEastAsia" w:hAnsiTheme="majorHAnsi" w:cstheme="majorBidi"/>
+          <w:color w:val="0000FF"/>
+          <w:sz w:val="48"/>
+          <w:szCs w:val="48"/>
+          <w:lang w:val="ro-RO"/>
+        </w:rPr>
+      </w:pPr>
+    </w:p>
+    <w:p>
+      <w:pPr>
+        <w:rPr>
+          <w:rFonts w:asciiTheme="majorHAnsi" w:eastAsiaTheme="majorEastAsia" w:hAnsiTheme="majorHAnsi" w:cstheme="majorBidi"/>
+          <w:color w:val="0000FF"/>
+          <w:sz w:val="48"/>
+          <w:szCs w:val="48"/>
+        </w:rPr>
+      </w:pPr>
+    </w:p>
+    <w:p>
+      <w:pPr>
+        <w:rPr>
+          <w:rFonts w:asciiTheme="majorHAnsi" w:eastAsiaTheme="majorEastAsia" w:hAnsiTheme="majorHAnsi" w:cstheme="majorBidi"/>
+          <w:color w:val="0000FF"/>
+          <w:sz w:val="48"/>
+          <w:szCs w:val="48"/>
+        </w:rPr>
+      </w:pPr>
+    </w:p>
+    <w:p>
+      <w:pPr>
+        <w:rPr>
+          <w:rFonts w:asciiTheme="majorHAnsi" w:eastAsiaTheme="majorEastAsia" w:hAnsiTheme="majorHAnsi" w:cstheme="majorBidi"/>
+          <w:color w:val="0000FF"/>
+          <w:sz w:val="48"/>
+          <w:szCs w:val="48"/>
+        </w:rPr>
+      </w:pPr>
+    </w:p>
+    <w:p>
+      <w:pPr>
+        <w:rPr>
+          <w:rFonts w:asciiTheme="majorHAnsi" w:eastAsiaTheme="majorEastAsia" w:hAnsiTheme="majorHAnsi" w:cstheme="majorBidi"/>
+          <w:color w:val="0000FF"/>
+          <w:sz w:val="48"/>
+          <w:szCs w:val="48"/>
+        </w:rPr>
+      </w:pPr>
+    </w:p>
+    <w:p>
+      <w:pPr>
+        <w:rPr>
+          <w:rFonts w:asciiTheme="majorHAnsi" w:eastAsiaTheme="majorEastAsia" w:hAnsiTheme="majorHAnsi" w:cstheme="majorBidi"/>
+          <w:color w:val="0000FF"/>
+          <w:sz w:val="48"/>
+          <w:szCs w:val="48"/>
+        </w:rPr>
+      </w:pPr>
+      <w:r>
+        <w:rPr>
+          <w:rFonts w:asciiTheme="majorHAnsi" w:eastAsiaTheme="majorEastAsia" w:hAnsiTheme="majorHAnsi" w:cstheme="majorBidi"/>
+          <w:color w:val="0000FF"/>
+          <w:sz w:val="48"/>
+          <w:szCs w:val="48"/>
+        </w:rPr>
+        <w:lastRenderedPageBreak/>
+        <w:t>5</w:t>
+      </w:r>
+      <w:r>
+        <w:rPr>
+          <w:rFonts w:asciiTheme="majorHAnsi" w:eastAsiaTheme="majorEastAsia" w:hAnsiTheme="majorHAnsi" w:cstheme="majorBidi"/>
+          <w:color w:val="0000FF"/>
+          <w:sz w:val="48"/>
+          <w:szCs w:val="48"/>
+        </w:rPr>
+        <w:t>. Pași Următori și Concluzii</w:t>
+      </w:r>
+    </w:p>
+    <w:p>
+      <w:pPr>
+        <w:rPr>
+          <w:sz w:val="28"/>
+          <w:szCs w:val="28"/>
+        </w:rPr>
+      </w:pPr>
+      <w:r>
+        <w:rPr>
+          <w:sz w:val="28"/>
+          <w:szCs w:val="28"/>
+        </w:rPr>
+        <w:t>Prototipul realizat în semestrul 2 a demonstrat cu succes fezabilitatea nucleului tehnic: fuziunea dintre generarea procedurală a unui mediu 3D interconectat și arhitectura solidă de Input necesară unui joc split-screen modern. Următoarele etape de dezvoltare se vor concentra pe transformarea acestui fundament tehnic într-o experiență completă de joc.</w:t>
+      </w:r>
+    </w:p>
+    <w:p>
+      <w:pPr>
+        <w:rPr>
+          <w:sz w:val="28"/>
+          <w:szCs w:val="28"/>
+          <w:lang w:val="en-US"/>
+        </w:rPr>
+      </w:pPr>
+      <w:r>
+        <w:rPr>
+          <w:b/>
+          <w:bCs/>
+          <w:sz w:val="28"/>
+          <w:szCs w:val="28"/>
+          <w:lang w:val="en-US"/>
+        </w:rPr>
+        <w:t>Planuri de viitor (Semestrul 3):</w:t>
+      </w:r>
+    </w:p>
+    <w:p>
+      <w:pPr>
+        <w:numPr>
+          <w:ilvl w:val="0"/>
+          <w:numId w:val="45"/>
+        </w:numPr>
+        <w:rPr>
+          <w:sz w:val="28"/>
+          <w:szCs w:val="28"/>
+          <w:lang w:val="en-US"/>
+        </w:rPr>
+      </w:pPr>
+      <w:r>
+        <w:rPr>
+          <w:b/>
+          <w:bCs/>
+          <w:sz w:val="28"/>
+          <w:szCs w:val="28"/>
+          <w:lang w:val="en-US"/>
+        </w:rPr>
+        <w:t>Extinderea Zonei de Gameplay (Combat &amp; Progresie):</w:t>
+      </w:r>
+      <w:r>
+        <w:rPr>
+          <w:sz w:val="28"/>
+          <w:szCs w:val="28"/>
+          <w:lang w:val="en-US"/>
+        </w:rPr>
+        <w:t xml:space="preserve"> Implementarea unui sistem de luptă "fast-paced" adaptat pentru split-screen, crearea inteligenței artificiale pentru inamici și dezvoltarea sistemului de meta-progresie pentru jucători.</w:t>
+      </w:r>
+    </w:p>
+    <w:p>
+      <w:pPr>
+        <w:numPr>
+          <w:ilvl w:val="0"/>
+          <w:numId w:val="45"/>
+        </w:numPr>
+        <w:rPr>
+          <w:sz w:val="28"/>
+          <w:szCs w:val="28"/>
+          <w:lang w:val="en-US"/>
+        </w:rPr>
+      </w:pPr>
+      <w:r>
+        <w:rPr>
+          <w:b/>
+          <w:bCs/>
+          <w:sz w:val="28"/>
+          <w:szCs w:val="28"/>
+          <w:lang w:val="en-US"/>
+        </w:rPr>
+        <w:t>Mecanici de Biome:</w:t>
+      </w:r>
+      <w:r>
+        <w:rPr>
+          <w:sz w:val="28"/>
+          <w:szCs w:val="28"/>
+          <w:lang w:val="en-US"/>
+        </w:rPr>
+        <w:t xml:space="preserve"> Trecerea biome-urilor de la stadiul pur vizual la un stadiu interactiv, unde tematica regiunii va influența direct și activ regulile de gameplay (ex: efecte de alunecare pe gheață, slow-down în deșert).</w:t>
+      </w:r>
+    </w:p>
+    <w:p>
+      <w:pPr>
+        <w:numPr>
+          <w:ilvl w:val="0"/>
+          <w:numId w:val="45"/>
+        </w:numPr>
+        <w:rPr>
+          <w:sz w:val="28"/>
+          <w:szCs w:val="28"/>
+          <w:lang w:val="en-US"/>
+        </w:rPr>
+      </w:pPr>
+      <w:r>
+        <w:rPr>
+          <w:b/>
+          <w:bCs/>
+          <w:sz w:val="28"/>
+          <w:szCs w:val="28"/>
+          <w:lang w:val="en-US"/>
+        </w:rPr>
+        <w:t>Optimizare Audio:</w:t>
+      </w:r>
+      <w:r>
+        <w:rPr>
+          <w:sz w:val="28"/>
+          <w:szCs w:val="28"/>
+          <w:lang w:val="en-US"/>
+        </w:rPr>
+        <w:t xml:space="preserve"> Documentarea și testarea unor soluții avansate pentru a perfecționa mixajul audio 3D, atenuând limitările identificate la distanțe mari între jucători.</w:t>
+      </w:r>
+    </w:p>
+    <w:p/>
+    <w:p>
+      <w:pPr>
+        <w:pStyle w:val="Heading1"/>
+        <w:rPr>
+          <w:sz w:val="48"/>
+          <w:szCs w:val="48"/>
+        </w:rPr>
+      </w:pPr>
+      <w:bookmarkStart w:id="11" w:name="_53h51nnw79rt" w:colFirst="0" w:colLast="0"/>
+      <w:bookmarkEnd w:id="11"/>
       <w:r>
         <w:rPr>
           <w:sz w:val="48"/>
@@ -2270,7 +4228,7 @@
           <w:lang w:val="ro-RO"/>
         </w:rPr>
       </w:pPr>
-      <w:bookmarkStart w:id="4" w:name="_Ref199936157"/>
+      <w:bookmarkStart w:id="12" w:name="_Ref199936157"/>
       <w:r>
         <w:rPr>
           <w:sz w:val="28"/>
@@ -2297,7 +4255,7 @@
         </w:rPr>
         <w:t xml:space="preserve">, URL: </w:t>
       </w:r>
-      <w:hyperlink r:id="rId13" w:history="1">
+      <w:hyperlink r:id="rId15" w:history="1">
         <w:r>
           <w:rPr>
             <w:rStyle w:val="Hyperlink"/>
@@ -2380,7 +4338,7 @@
         </w:rPr>
         <w:t>]</w:t>
       </w:r>
-      <w:bookmarkEnd w:id="4"/>
+      <w:bookmarkEnd w:id="12"/>
     </w:p>
     <w:p>
       <w:pPr>
@@ -2396,7 +4354,7 @@
           <w:lang w:val="ro-RO"/>
         </w:rPr>
       </w:pPr>
-      <w:bookmarkStart w:id="5" w:name="_Ref200375276"/>
+      <w:bookmarkStart w:id="13" w:name="_Ref200375276"/>
       <w:r>
         <w:rPr>
           <w:sz w:val="28"/>
@@ -2423,7 +4381,7 @@
         </w:rPr>
         <w:t>. Springer, 2016.</w:t>
       </w:r>
-      <w:bookmarkEnd w:id="5"/>
+      <w:bookmarkEnd w:id="13"/>
     </w:p>
     <w:p>
       <w:pPr>
@@ -2439,7 +4397,7 @@
           <w:lang w:val="ro-RO"/>
         </w:rPr>
       </w:pPr>
-      <w:bookmarkStart w:id="6" w:name="_Ref200375285"/>
+      <w:bookmarkStart w:id="14" w:name="_Ref200375285"/>
       <w:r>
         <w:rPr>
           <w:sz w:val="28"/>
@@ -2466,7 +4424,7 @@
         </w:rPr>
         <w:t>. A K Peters/CRC Press, 2017.</w:t>
       </w:r>
-      <w:bookmarkEnd w:id="6"/>
+      <w:bookmarkEnd w:id="14"/>
     </w:p>
     <w:p>
       <w:pPr>
@@ -2483,7 +4441,7 @@
           <w:lang w:val="ro-RO"/>
         </w:rPr>
       </w:pPr>
-      <w:bookmarkStart w:id="7" w:name="_Ref222057709"/>
+      <w:bookmarkStart w:id="15" w:name="_Ref222057709"/>
       <w:r>
         <w:rPr>
           <w:sz w:val="28"/>
@@ -2510,7 +4468,7 @@
         </w:rPr>
         <w:t>. Pearson, 2008.</w:t>
       </w:r>
-      <w:bookmarkEnd w:id="7"/>
+      <w:bookmarkEnd w:id="15"/>
     </w:p>
     <w:p>
       <w:pPr>
@@ -2528,7 +4486,7 @@
           <w:lang w:val="ro-RO"/>
         </w:rPr>
       </w:pPr>
-      <w:bookmarkStart w:id="8" w:name="_Ref222059370"/>
+      <w:bookmarkStart w:id="16" w:name="_Ref222059370"/>
       <w:r>
         <w:rPr>
           <w:sz w:val="28"/>
@@ -2552,7 +4510,225 @@
         </w:rPr>
         <w:t>. Springer, 2018.</w:t>
       </w:r>
-      <w:bookmarkEnd w:id="8"/>
+      <w:bookmarkEnd w:id="16"/>
+    </w:p>
+    <w:p>
+      <w:pPr>
+        <w:pStyle w:val="ListParagraph"/>
+        <w:numPr>
+          <w:ilvl w:val="0"/>
+          <w:numId w:val="17"/>
+        </w:numPr>
+        <w:spacing w:line="360" w:lineRule="auto"/>
+        <w:ind w:left="900" w:hanging="424"/>
+        <w:jc w:val="both"/>
+        <w:rPr>
+          <w:sz w:val="28"/>
+          <w:szCs w:val="28"/>
+          <w:lang w:val="ro-RO"/>
+        </w:rPr>
+      </w:pPr>
+      <w:bookmarkStart w:id="17" w:name="_Ref232084743"/>
+      <w:r>
+        <w:rPr>
+          <w:sz w:val="28"/>
+          <w:szCs w:val="28"/>
+        </w:rPr>
+        <w:t xml:space="preserve">S. J. Russell, P. Norvig. </w:t>
+      </w:r>
+      <w:r>
+        <w:rPr>
+          <w:i/>
+          <w:iCs/>
+          <w:sz w:val="28"/>
+          <w:szCs w:val="28"/>
+        </w:rPr>
+        <w:t>Artificial Intelligence: A Modern Approach (4th Edition)</w:t>
+      </w:r>
+      <w:r>
+        <w:rPr>
+          <w:sz w:val="28"/>
+          <w:szCs w:val="28"/>
+        </w:rPr>
+        <w:t>. Pearson, 2020.</w:t>
+      </w:r>
+      <w:bookmarkEnd w:id="17"/>
+    </w:p>
+    <w:p>
+      <w:pPr>
+        <w:pStyle w:val="ListParagraph"/>
+        <w:numPr>
+          <w:ilvl w:val="0"/>
+          <w:numId w:val="17"/>
+        </w:numPr>
+        <w:spacing w:line="360" w:lineRule="auto"/>
+        <w:ind w:left="900" w:hanging="424"/>
+        <w:jc w:val="both"/>
+        <w:rPr>
+          <w:sz w:val="28"/>
+          <w:szCs w:val="28"/>
+          <w:lang w:val="ro-RO"/>
+        </w:rPr>
+      </w:pPr>
+      <w:bookmarkStart w:id="18" w:name="_Ref232084746"/>
+      <w:r>
+        <w:rPr>
+          <w:sz w:val="28"/>
+          <w:szCs w:val="28"/>
+        </w:rPr>
+        <w:t xml:space="preserve">I. Millington. </w:t>
+      </w:r>
+      <w:r>
+        <w:rPr>
+          <w:i/>
+          <w:iCs/>
+          <w:sz w:val="28"/>
+          <w:szCs w:val="28"/>
+        </w:rPr>
+        <w:t>AI for Games (3rd Edition)</w:t>
+      </w:r>
+      <w:r>
+        <w:rPr>
+          <w:sz w:val="28"/>
+          <w:szCs w:val="28"/>
+        </w:rPr>
+        <w:t>. CRC Press, 2019.</w:t>
+      </w:r>
+      <w:bookmarkEnd w:id="18"/>
+    </w:p>
+    <w:p>
+      <w:pPr>
+        <w:pStyle w:val="ListParagraph"/>
+        <w:numPr>
+          <w:ilvl w:val="0"/>
+          <w:numId w:val="17"/>
+        </w:numPr>
+        <w:spacing w:line="360" w:lineRule="auto"/>
+        <w:ind w:left="900" w:hanging="424"/>
+        <w:jc w:val="both"/>
+        <w:rPr>
+          <w:sz w:val="28"/>
+          <w:szCs w:val="28"/>
+          <w:lang w:val="ro-RO"/>
+        </w:rPr>
+      </w:pPr>
+      <w:bookmarkStart w:id="19" w:name="_Ref232084775"/>
+      <w:r>
+        <w:rPr>
+          <w:sz w:val="28"/>
+          <w:szCs w:val="28"/>
+        </w:rPr>
+        <w:t xml:space="preserve">Unity Technologies. </w:t>
+      </w:r>
+      <w:r>
+        <w:rPr>
+          <w:i/>
+          <w:iCs/>
+          <w:sz w:val="28"/>
+          <w:szCs w:val="28"/>
+        </w:rPr>
+        <w:t>Input System Manual</w:t>
+      </w:r>
+      <w:r>
+        <w:rPr>
+          <w:sz w:val="28"/>
+          <w:szCs w:val="28"/>
+        </w:rPr>
+        <w:t xml:space="preserve">, URL: </w:t>
+      </w:r>
+      <w:hyperlink r:id="rId16" w:history="1">
+        <w:r>
+          <w:rPr>
+            <w:rStyle w:val="Hyperlink"/>
+            <w:sz w:val="28"/>
+            <w:szCs w:val="28"/>
+          </w:rPr>
+          <w:t>https://docs.unity3d.com/Packages/com.u</w:t>
+        </w:r>
+        <w:r>
+          <w:rPr>
+            <w:rStyle w:val="Hyperlink"/>
+            <w:sz w:val="28"/>
+            <w:szCs w:val="28"/>
+          </w:rPr>
+          <w:t>n</w:t>
+        </w:r>
+        <w:r>
+          <w:rPr>
+            <w:rStyle w:val="Hyperlink"/>
+            <w:sz w:val="28"/>
+            <w:szCs w:val="28"/>
+          </w:rPr>
+          <w:t>ity.inputsystem@1.19/manual/index.html</w:t>
+        </w:r>
+      </w:hyperlink>
+      <w:r>
+        <w:rPr>
+          <w:sz w:val="28"/>
+          <w:szCs w:val="28"/>
+        </w:rPr>
+        <w:t xml:space="preserve"> [accesat: 11.06.2026]</w:t>
+      </w:r>
+      <w:bookmarkEnd w:id="19"/>
+    </w:p>
+    <w:p>
+      <w:pPr>
+        <w:pStyle w:val="ListParagraph"/>
+        <w:numPr>
+          <w:ilvl w:val="0"/>
+          <w:numId w:val="17"/>
+        </w:numPr>
+        <w:spacing w:line="360" w:lineRule="auto"/>
+        <w:ind w:left="900" w:hanging="424"/>
+        <w:jc w:val="both"/>
+        <w:rPr>
+          <w:sz w:val="28"/>
+          <w:szCs w:val="28"/>
+          <w:lang w:val="ro-RO"/>
+        </w:rPr>
+      </w:pPr>
+      <w:bookmarkStart w:id="20" w:name="_Ref232084812"/>
+      <w:r>
+        <w:rPr>
+          <w:sz w:val="28"/>
+          <w:szCs w:val="28"/>
+        </w:rPr>
+        <w:t xml:space="preserve">Unity Technologies. </w:t>
+      </w:r>
+      <w:r>
+        <w:rPr>
+          <w:i/>
+          <w:iCs/>
+          <w:sz w:val="28"/>
+          <w:szCs w:val="28"/>
+        </w:rPr>
+        <w:t>Audio Listener Documentation</w:t>
+      </w:r>
+      <w:r>
+        <w:rPr>
+          <w:sz w:val="28"/>
+          <w:szCs w:val="28"/>
+        </w:rPr>
+        <w:t xml:space="preserve">, URL: </w:t>
+      </w:r>
+      <w:hyperlink r:id="rId17" w:tgtFrame="_blank" w:history="1">
+        <w:r>
+          <w:rPr>
+            <w:rStyle w:val="Hyperlink"/>
+            <w:sz w:val="28"/>
+            <w:szCs w:val="28"/>
+          </w:rPr>
+          <w:t>https://docs.unity3d.com/Manual/class-AudioListener.html</w:t>
+        </w:r>
+      </w:hyperlink>
+      <w:r>
+        <w:rPr>
+          <w:sz w:val="28"/>
+          <w:szCs w:val="28"/>
+        </w:rPr>
+        <w:t xml:space="preserve"> [accesat: 11.06.2026]</w:t>
+      </w:r>
+      <w:bookmarkEnd w:id="20"/>
     </w:p>
     <w:sectPr>
       <w:pgSz w:w="11906" w:h="16838"/>
@@ -2680,6 +4856,155 @@
     </w:lvl>
   </w:abstractNum>
   <w:abstractNum w:abstractNumId="1" w15:restartNumberingAfterBreak="0">
+    <w:nsid w:val="01F70901"/>
+    <w:multiLevelType w:val="multilevel"/>
+    <w:tmpl w:val="220EE3F6"/>
+    <w:lvl w:ilvl="0">
+      <w:start w:val="1"/>
+      <w:numFmt w:val="bullet"/>
+      <w:lvlText w:val=""/>
+      <w:lvlJc w:val="left"/>
+      <w:pPr>
+        <w:tabs>
+          <w:tab w:val="num" w:pos="720"/>
+        </w:tabs>
+        <w:ind w:left="720" w:hanging="360"/>
+      </w:pPr>
+      <w:rPr>
+        <w:rFonts w:ascii="Symbol" w:hAnsi="Symbol" w:hint="default"/>
+        <w:sz w:val="20"/>
+      </w:rPr>
+    </w:lvl>
+    <w:lvl w:ilvl="1" w:tentative="1">
+      <w:start w:val="1"/>
+      <w:numFmt w:val="bullet"/>
+      <w:lvlText w:val="o"/>
+      <w:lvlJc w:val="left"/>
+      <w:pPr>
+        <w:tabs>
+          <w:tab w:val="num" w:pos="1440"/>
+        </w:tabs>
+        <w:ind w:left="1440" w:hanging="360"/>
+      </w:pPr>
+      <w:rPr>
+        <w:rFonts w:ascii="Courier New" w:hAnsi="Courier New" w:hint="default"/>
+        <w:sz w:val="20"/>
+      </w:rPr>
+    </w:lvl>
+    <w:lvl w:ilvl="2" w:tentative="1">
+      <w:start w:val="1"/>
+      <w:numFmt w:val="bullet"/>
+      <w:lvlText w:val=""/>
+      <w:lvlJc w:val="left"/>
+      <w:pPr>
+        <w:tabs>
+          <w:tab w:val="num" w:pos="2160"/>
+        </w:tabs>
+        <w:ind w:left="2160" w:hanging="360"/>
+      </w:pPr>
+      <w:rPr>
+        <w:rFonts w:ascii="Wingdings" w:hAnsi="Wingdings" w:hint="default"/>
+        <w:sz w:val="20"/>
+      </w:rPr>
+    </w:lvl>
+    <w:lvl w:ilvl="3" w:tentative="1">
+      <w:start w:val="1"/>
+      <w:numFmt w:val="bullet"/>
+      <w:lvlText w:val=""/>
+      <w:lvlJc w:val="left"/>
+      <w:pPr>
+        <w:tabs>
+          <w:tab w:val="num" w:pos="2880"/>
+        </w:tabs>
+        <w:ind w:left="2880" w:hanging="360"/>
+      </w:pPr>
+      <w:rPr>
+        <w:rFonts w:ascii="Wingdings" w:hAnsi="Wingdings" w:hint="default"/>
+        <w:sz w:val="20"/>
+      </w:rPr>
+    </w:lvl>
+    <w:lvl w:ilvl="4" w:tentative="1">
+      <w:start w:val="1"/>
+      <w:numFmt w:val="bullet"/>
+      <w:lvlText w:val=""/>
+      <w:lvlJc w:val="left"/>
+      <w:pPr>
+        <w:tabs>
+          <w:tab w:val="num" w:pos="3600"/>
+        </w:tabs>
+        <w:ind w:left="3600" w:hanging="360"/>
+      </w:pPr>
+      <w:rPr>
+        <w:rFonts w:ascii="Wingdings" w:hAnsi="Wingdings" w:hint="default"/>
+        <w:sz w:val="20"/>
+      </w:rPr>
+    </w:lvl>
+    <w:lvl w:ilvl="5" w:tentative="1">
+      <w:start w:val="1"/>
+      <w:numFmt w:val="bullet"/>
+      <w:lvlText w:val=""/>
+      <w:lvlJc w:val="left"/>
+      <w:pPr>
+        <w:tabs>
+          <w:tab w:val="num" w:pos="4320"/>
+        </w:tabs>
+        <w:ind w:left="4320" w:hanging="360"/>
+      </w:pPr>
+      <w:rPr>
+        <w:rFonts w:ascii="Wingdings" w:hAnsi="Wingdings" w:hint="default"/>
+        <w:sz w:val="20"/>
+      </w:rPr>
+    </w:lvl>
+    <w:lvl w:ilvl="6" w:tentative="1">
+      <w:start w:val="1"/>
+      <w:numFmt w:val="bullet"/>
+      <w:lvlText w:val=""/>
+      <w:lvlJc w:val="left"/>
+      <w:pPr>
+        <w:tabs>
+          <w:tab w:val="num" w:pos="5040"/>
+        </w:tabs>
+        <w:ind w:left="5040" w:hanging="360"/>
+      </w:pPr>
+      <w:rPr>
+        <w:rFonts w:ascii="Wingdings" w:hAnsi="Wingdings" w:hint="default"/>
+        <w:sz w:val="20"/>
+      </w:rPr>
+    </w:lvl>
+    <w:lvl w:ilvl="7" w:tentative="1">
+      <w:start w:val="1"/>
+      <w:numFmt w:val="bullet"/>
+      <w:lvlText w:val=""/>
+      <w:lvlJc w:val="left"/>
+      <w:pPr>
+        <w:tabs>
+          <w:tab w:val="num" w:pos="5760"/>
+        </w:tabs>
+        <w:ind w:left="5760" w:hanging="360"/>
+      </w:pPr>
+      <w:rPr>
+        <w:rFonts w:ascii="Wingdings" w:hAnsi="Wingdings" w:hint="default"/>
+        <w:sz w:val="20"/>
+      </w:rPr>
+    </w:lvl>
+    <w:lvl w:ilvl="8" w:tentative="1">
+      <w:start w:val="1"/>
+      <w:numFmt w:val="bullet"/>
+      <w:lvlText w:val=""/>
+      <w:lvlJc w:val="left"/>
+      <w:pPr>
+        <w:tabs>
+          <w:tab w:val="num" w:pos="6480"/>
+        </w:tabs>
+        <w:ind w:left="6480" w:hanging="360"/>
+      </w:pPr>
+      <w:rPr>
+        <w:rFonts w:ascii="Wingdings" w:hAnsi="Wingdings" w:hint="default"/>
+        <w:sz w:val="20"/>
+      </w:rPr>
+    </w:lvl>
+  </w:abstractNum>
+  <w:abstractNum w:abstractNumId="2" w15:restartNumberingAfterBreak="0">
     <w:nsid w:val="027325A8"/>
     <w:multiLevelType w:val="multilevel"/>
     <w:tmpl w:val="B9883BF8"/>
@@ -2810,7 +5135,7 @@
       </w:rPr>
     </w:lvl>
   </w:abstractNum>
-  <w:abstractNum w:abstractNumId="2" w15:restartNumberingAfterBreak="0">
+  <w:abstractNum w:abstractNumId="3" w15:restartNumberingAfterBreak="0">
     <w:nsid w:val="08AD1524"/>
     <w:multiLevelType w:val="hybridMultilevel"/>
     <w:tmpl w:val="6A4A214C"/>
@@ -2923,7 +5248,7 @@
       </w:rPr>
     </w:lvl>
   </w:abstractNum>
-  <w:abstractNum w:abstractNumId="3" w15:restartNumberingAfterBreak="0">
+  <w:abstractNum w:abstractNumId="4" w15:restartNumberingAfterBreak="0">
     <w:nsid w:val="0D5E78E1"/>
     <w:multiLevelType w:val="multilevel"/>
     <w:tmpl w:val="4588EFC4"/>
@@ -3054,7 +5379,7 @@
       </w:rPr>
     </w:lvl>
   </w:abstractNum>
-  <w:abstractNum w:abstractNumId="4" w15:restartNumberingAfterBreak="0">
+  <w:abstractNum w:abstractNumId="5" w15:restartNumberingAfterBreak="0">
     <w:nsid w:val="10A360B8"/>
     <w:multiLevelType w:val="multilevel"/>
     <w:tmpl w:val="BAFA79F0"/>
@@ -3168,7 +5493,7 @@
       </w:rPr>
     </w:lvl>
   </w:abstractNum>
-  <w:abstractNum w:abstractNumId="5" w15:restartNumberingAfterBreak="0">
+  <w:abstractNum w:abstractNumId="6" w15:restartNumberingAfterBreak="0">
     <w:nsid w:val="11C741A2"/>
     <w:multiLevelType w:val="multilevel"/>
     <w:tmpl w:val="E5AA5E82"/>
@@ -3282,7 +5607,7 @@
       </w:rPr>
     </w:lvl>
   </w:abstractNum>
-  <w:abstractNum w:abstractNumId="6" w15:restartNumberingAfterBreak="0">
+  <w:abstractNum w:abstractNumId="7" w15:restartNumberingAfterBreak="0">
     <w:nsid w:val="129C1D0B"/>
     <w:multiLevelType w:val="hybridMultilevel"/>
     <w:tmpl w:val="8214A9F4"/>
@@ -3395,7 +5720,7 @@
       </w:rPr>
     </w:lvl>
   </w:abstractNum>
-  <w:abstractNum w:abstractNumId="7" w15:restartNumberingAfterBreak="0">
+  <w:abstractNum w:abstractNumId="8" w15:restartNumberingAfterBreak="0">
     <w:nsid w:val="15632123"/>
     <w:multiLevelType w:val="multilevel"/>
     <w:tmpl w:val="C974EC64"/>
@@ -3508,7 +5833,7 @@
       </w:rPr>
     </w:lvl>
   </w:abstractNum>
-  <w:abstractNum w:abstractNumId="8" w15:restartNumberingAfterBreak="0">
+  <w:abstractNum w:abstractNumId="9" w15:restartNumberingAfterBreak="0">
     <w:nsid w:val="174C041E"/>
     <w:multiLevelType w:val="multilevel"/>
     <w:tmpl w:val="4E3474FE"/>
@@ -3622,7 +5947,7 @@
       </w:rPr>
     </w:lvl>
   </w:abstractNum>
-  <w:abstractNum w:abstractNumId="9" w15:restartNumberingAfterBreak="0">
+  <w:abstractNum w:abstractNumId="10" w15:restartNumberingAfterBreak="0">
     <w:nsid w:val="18023722"/>
     <w:multiLevelType w:val="hybridMultilevel"/>
     <w:tmpl w:val="BD4CA002"/>
@@ -3735,7 +6060,156 @@
       </w:rPr>
     </w:lvl>
   </w:abstractNum>
-  <w:abstractNum w:abstractNumId="10" w15:restartNumberingAfterBreak="0">
+  <w:abstractNum w:abstractNumId="11" w15:restartNumberingAfterBreak="0">
+    <w:nsid w:val="198F262D"/>
+    <w:multiLevelType w:val="multilevel"/>
+    <w:tmpl w:val="77CC5DE8"/>
+    <w:lvl w:ilvl="0">
+      <w:start w:val="1"/>
+      <w:numFmt w:val="bullet"/>
+      <w:lvlText w:val=""/>
+      <w:lvlJc w:val="left"/>
+      <w:pPr>
+        <w:tabs>
+          <w:tab w:val="num" w:pos="720"/>
+        </w:tabs>
+        <w:ind w:left="720" w:hanging="360"/>
+      </w:pPr>
+      <w:rPr>
+        <w:rFonts w:ascii="Symbol" w:hAnsi="Symbol" w:hint="default"/>
+        <w:sz w:val="20"/>
+      </w:rPr>
+    </w:lvl>
+    <w:lvl w:ilvl="1" w:tentative="1">
+      <w:start w:val="1"/>
+      <w:numFmt w:val="bullet"/>
+      <w:lvlText w:val="o"/>
+      <w:lvlJc w:val="left"/>
+      <w:pPr>
+        <w:tabs>
+          <w:tab w:val="num" w:pos="1440"/>
+        </w:tabs>
+        <w:ind w:left="1440" w:hanging="360"/>
+      </w:pPr>
+      <w:rPr>
+        <w:rFonts w:ascii="Courier New" w:hAnsi="Courier New" w:hint="default"/>
+        <w:sz w:val="20"/>
+      </w:rPr>
+    </w:lvl>
+    <w:lvl w:ilvl="2" w:tentative="1">
+      <w:start w:val="1"/>
+      <w:numFmt w:val="bullet"/>
+      <w:lvlText w:val=""/>
+      <w:lvlJc w:val="left"/>
+      <w:pPr>
+        <w:tabs>
+          <w:tab w:val="num" w:pos="2160"/>
+        </w:tabs>
+        <w:ind w:left="2160" w:hanging="360"/>
+      </w:pPr>
+      <w:rPr>
+        <w:rFonts w:ascii="Wingdings" w:hAnsi="Wingdings" w:hint="default"/>
+        <w:sz w:val="20"/>
+      </w:rPr>
+    </w:lvl>
+    <w:lvl w:ilvl="3" w:tentative="1">
+      <w:start w:val="1"/>
+      <w:numFmt w:val="bullet"/>
+      <w:lvlText w:val=""/>
+      <w:lvlJc w:val="left"/>
+      <w:pPr>
+        <w:tabs>
+          <w:tab w:val="num" w:pos="2880"/>
+        </w:tabs>
+        <w:ind w:left="2880" w:hanging="360"/>
+      </w:pPr>
+      <w:rPr>
+        <w:rFonts w:ascii="Wingdings" w:hAnsi="Wingdings" w:hint="default"/>
+        <w:sz w:val="20"/>
+      </w:rPr>
+    </w:lvl>
+    <w:lvl w:ilvl="4" w:tentative="1">
+      <w:start w:val="1"/>
+      <w:numFmt w:val="bullet"/>
+      <w:lvlText w:val=""/>
+      <w:lvlJc w:val="left"/>
+      <w:pPr>
+        <w:tabs>
+          <w:tab w:val="num" w:pos="3600"/>
+        </w:tabs>
+        <w:ind w:left="3600" w:hanging="360"/>
+      </w:pPr>
+      <w:rPr>
+        <w:rFonts w:ascii="Wingdings" w:hAnsi="Wingdings" w:hint="default"/>
+        <w:sz w:val="20"/>
+      </w:rPr>
+    </w:lvl>
+    <w:lvl w:ilvl="5" w:tentative="1">
+      <w:start w:val="1"/>
+      <w:numFmt w:val="bullet"/>
+      <w:lvlText w:val=""/>
+      <w:lvlJc w:val="left"/>
+      <w:pPr>
+        <w:tabs>
+          <w:tab w:val="num" w:pos="4320"/>
+        </w:tabs>
+        <w:ind w:left="4320" w:hanging="360"/>
+      </w:pPr>
+      <w:rPr>
+        <w:rFonts w:ascii="Wingdings" w:hAnsi="Wingdings" w:hint="default"/>
+        <w:sz w:val="20"/>
+      </w:rPr>
+    </w:lvl>
+    <w:lvl w:ilvl="6" w:tentative="1">
+      <w:start w:val="1"/>
+      <w:numFmt w:val="bullet"/>
+      <w:lvlText w:val=""/>
+      <w:lvlJc w:val="left"/>
+      <w:pPr>
+        <w:tabs>
+          <w:tab w:val="num" w:pos="5040"/>
+        </w:tabs>
+        <w:ind w:left="5040" w:hanging="360"/>
+      </w:pPr>
+      <w:rPr>
+        <w:rFonts w:ascii="Wingdings" w:hAnsi="Wingdings" w:hint="default"/>
+        <w:sz w:val="20"/>
+      </w:rPr>
+    </w:lvl>
+    <w:lvl w:ilvl="7" w:tentative="1">
+      <w:start w:val="1"/>
+      <w:numFmt w:val="bullet"/>
+      <w:lvlText w:val=""/>
+      <w:lvlJc w:val="left"/>
+      <w:pPr>
+        <w:tabs>
+          <w:tab w:val="num" w:pos="5760"/>
+        </w:tabs>
+        <w:ind w:left="5760" w:hanging="360"/>
+      </w:pPr>
+      <w:rPr>
+        <w:rFonts w:ascii="Wingdings" w:hAnsi="Wingdings" w:hint="default"/>
+        <w:sz w:val="20"/>
+      </w:rPr>
+    </w:lvl>
+    <w:lvl w:ilvl="8" w:tentative="1">
+      <w:start w:val="1"/>
+      <w:numFmt w:val="bullet"/>
+      <w:lvlText w:val=""/>
+      <w:lvlJc w:val="left"/>
+      <w:pPr>
+        <w:tabs>
+          <w:tab w:val="num" w:pos="6480"/>
+        </w:tabs>
+        <w:ind w:left="6480" w:hanging="360"/>
+      </w:pPr>
+      <w:rPr>
+        <w:rFonts w:ascii="Wingdings" w:hAnsi="Wingdings" w:hint="default"/>
+        <w:sz w:val="20"/>
+      </w:rPr>
+    </w:lvl>
+  </w:abstractNum>
+  <w:abstractNum w:abstractNumId="12" w15:restartNumberingAfterBreak="0">
     <w:nsid w:val="1BA40A80"/>
     <w:multiLevelType w:val="hybridMultilevel"/>
     <w:tmpl w:val="F2E011D8"/>
@@ -3848,7 +6322,7 @@
       </w:rPr>
     </w:lvl>
   </w:abstractNum>
-  <w:abstractNum w:abstractNumId="11" w15:restartNumberingAfterBreak="0">
+  <w:abstractNum w:abstractNumId="13" w15:restartNumberingAfterBreak="0">
     <w:nsid w:val="23733856"/>
     <w:multiLevelType w:val="multilevel"/>
     <w:tmpl w:val="7074A1F6"/>
@@ -3962,7 +6436,7 @@
       </w:rPr>
     </w:lvl>
   </w:abstractNum>
-  <w:abstractNum w:abstractNumId="12" w15:restartNumberingAfterBreak="0">
+  <w:abstractNum w:abstractNumId="14" w15:restartNumberingAfterBreak="0">
     <w:nsid w:val="27C56F3F"/>
     <w:multiLevelType w:val="multilevel"/>
     <w:tmpl w:val="0AACC1A4"/>
@@ -4075,7 +6549,7 @@
       </w:rPr>
     </w:lvl>
   </w:abstractNum>
-  <w:abstractNum w:abstractNumId="13" w15:restartNumberingAfterBreak="0">
+  <w:abstractNum w:abstractNumId="15" w15:restartNumberingAfterBreak="0">
     <w:nsid w:val="2AD1602A"/>
     <w:multiLevelType w:val="hybridMultilevel"/>
     <w:tmpl w:val="0B6ED97E"/>
@@ -4188,7 +6662,7 @@
       </w:rPr>
     </w:lvl>
   </w:abstractNum>
-  <w:abstractNum w:abstractNumId="14" w15:restartNumberingAfterBreak="0">
+  <w:abstractNum w:abstractNumId="16" w15:restartNumberingAfterBreak="0">
     <w:nsid w:val="2D0F641B"/>
     <w:multiLevelType w:val="multilevel"/>
     <w:tmpl w:val="2DC2F4E2"/>
@@ -4302,7 +6776,7 @@
       </w:rPr>
     </w:lvl>
   </w:abstractNum>
-  <w:abstractNum w:abstractNumId="15" w15:restartNumberingAfterBreak="0">
+  <w:abstractNum w:abstractNumId="17" w15:restartNumberingAfterBreak="0">
     <w:nsid w:val="2F8F2AF7"/>
     <w:multiLevelType w:val="hybridMultilevel"/>
     <w:tmpl w:val="5A76EE02"/>
@@ -4415,7 +6889,7 @@
       </w:rPr>
     </w:lvl>
   </w:abstractNum>
-  <w:abstractNum w:abstractNumId="16" w15:restartNumberingAfterBreak="0">
+  <w:abstractNum w:abstractNumId="18" w15:restartNumberingAfterBreak="0">
     <w:nsid w:val="365228EB"/>
     <w:multiLevelType w:val="multilevel"/>
     <w:tmpl w:val="0EF8AC82"/>
@@ -4528,7 +7002,7 @@
       </w:rPr>
     </w:lvl>
   </w:abstractNum>
-  <w:abstractNum w:abstractNumId="17" w15:restartNumberingAfterBreak="0">
+  <w:abstractNum w:abstractNumId="19" w15:restartNumberingAfterBreak="0">
     <w:nsid w:val="38717FF5"/>
     <w:multiLevelType w:val="hybridMultilevel"/>
     <w:tmpl w:val="758ACA6C"/>
@@ -4641,7 +7115,7 @@
       </w:rPr>
     </w:lvl>
   </w:abstractNum>
-  <w:abstractNum w:abstractNumId="18" w15:restartNumberingAfterBreak="0">
+  <w:abstractNum w:abstractNumId="20" w15:restartNumberingAfterBreak="0">
     <w:nsid w:val="3A8C3D56"/>
     <w:multiLevelType w:val="multilevel"/>
     <w:tmpl w:val="8FA88174"/>
@@ -4790,7 +7264,7 @@
       </w:rPr>
     </w:lvl>
   </w:abstractNum>
-  <w:abstractNum w:abstractNumId="19" w15:restartNumberingAfterBreak="0">
+  <w:abstractNum w:abstractNumId="21" w15:restartNumberingAfterBreak="0">
     <w:nsid w:val="3C72273F"/>
     <w:multiLevelType w:val="hybridMultilevel"/>
     <w:tmpl w:val="6128B5C0"/>
@@ -4903,7 +7377,7 @@
       </w:rPr>
     </w:lvl>
   </w:abstractNum>
-  <w:abstractNum w:abstractNumId="20" w15:restartNumberingAfterBreak="0">
+  <w:abstractNum w:abstractNumId="22" w15:restartNumberingAfterBreak="0">
     <w:nsid w:val="3CC52327"/>
     <w:multiLevelType w:val="multilevel"/>
     <w:tmpl w:val="83061DC8"/>
@@ -5017,7 +7491,7 @@
       </w:rPr>
     </w:lvl>
   </w:abstractNum>
-  <w:abstractNum w:abstractNumId="21" w15:restartNumberingAfterBreak="0">
+  <w:abstractNum w:abstractNumId="23" w15:restartNumberingAfterBreak="0">
     <w:nsid w:val="3E8B1D27"/>
     <w:multiLevelType w:val="multilevel"/>
     <w:tmpl w:val="6444E6F6"/>
@@ -5131,7 +7605,7 @@
       </w:rPr>
     </w:lvl>
   </w:abstractNum>
-  <w:abstractNum w:abstractNumId="22" w15:restartNumberingAfterBreak="0">
+  <w:abstractNum w:abstractNumId="24" w15:restartNumberingAfterBreak="0">
     <w:nsid w:val="3E8F3EB4"/>
     <w:multiLevelType w:val="hybridMultilevel"/>
     <w:tmpl w:val="6DE0B4EE"/>
@@ -5244,7 +7718,7 @@
       </w:rPr>
     </w:lvl>
   </w:abstractNum>
-  <w:abstractNum w:abstractNumId="23" w15:restartNumberingAfterBreak="0">
+  <w:abstractNum w:abstractNumId="25" w15:restartNumberingAfterBreak="0">
     <w:nsid w:val="476C442B"/>
     <w:multiLevelType w:val="multilevel"/>
     <w:tmpl w:val="1004DA32"/>
@@ -5358,7 +7832,7 @@
       </w:rPr>
     </w:lvl>
   </w:abstractNum>
-  <w:abstractNum w:abstractNumId="24" w15:restartNumberingAfterBreak="0">
+  <w:abstractNum w:abstractNumId="26" w15:restartNumberingAfterBreak="0">
     <w:nsid w:val="480C471D"/>
     <w:multiLevelType w:val="hybridMultilevel"/>
     <w:tmpl w:val="CFDCE35A"/>
@@ -5471,7 +7945,7 @@
       </w:rPr>
     </w:lvl>
   </w:abstractNum>
-  <w:abstractNum w:abstractNumId="25" w15:restartNumberingAfterBreak="0">
+  <w:abstractNum w:abstractNumId="27" w15:restartNumberingAfterBreak="0">
     <w:nsid w:val="4B0D0347"/>
     <w:multiLevelType w:val="multilevel"/>
     <w:tmpl w:val="9F10BEF6"/>
@@ -5585,7 +8059,7 @@
       </w:rPr>
     </w:lvl>
   </w:abstractNum>
-  <w:abstractNum w:abstractNumId="26" w15:restartNumberingAfterBreak="0">
+  <w:abstractNum w:abstractNumId="28" w15:restartNumberingAfterBreak="0">
     <w:nsid w:val="5A6D5DC1"/>
     <w:multiLevelType w:val="hybridMultilevel"/>
     <w:tmpl w:val="23A0171A"/>
@@ -5698,7 +8172,156 @@
       </w:rPr>
     </w:lvl>
   </w:abstractNum>
-  <w:abstractNum w:abstractNumId="27" w15:restartNumberingAfterBreak="0">
+  <w:abstractNum w:abstractNumId="29" w15:restartNumberingAfterBreak="0">
+    <w:nsid w:val="5DF00476"/>
+    <w:multiLevelType w:val="multilevel"/>
+    <w:tmpl w:val="8BDE4286"/>
+    <w:lvl w:ilvl="0">
+      <w:start w:val="1"/>
+      <w:numFmt w:val="bullet"/>
+      <w:lvlText w:val=""/>
+      <w:lvlJc w:val="left"/>
+      <w:pPr>
+        <w:tabs>
+          <w:tab w:val="num" w:pos="720"/>
+        </w:tabs>
+        <w:ind w:left="720" w:hanging="360"/>
+      </w:pPr>
+      <w:rPr>
+        <w:rFonts w:ascii="Symbol" w:hAnsi="Symbol" w:hint="default"/>
+        <w:sz w:val="20"/>
+      </w:rPr>
+    </w:lvl>
+    <w:lvl w:ilvl="1" w:tentative="1">
+      <w:start w:val="1"/>
+      <w:numFmt w:val="bullet"/>
+      <w:lvlText w:val="o"/>
+      <w:lvlJc w:val="left"/>
+      <w:pPr>
+        <w:tabs>
+          <w:tab w:val="num" w:pos="1440"/>
+        </w:tabs>
+        <w:ind w:left="1440" w:hanging="360"/>
+      </w:pPr>
+      <w:rPr>
+        <w:rFonts w:ascii="Courier New" w:hAnsi="Courier New" w:hint="default"/>
+        <w:sz w:val="20"/>
+      </w:rPr>
+    </w:lvl>
+    <w:lvl w:ilvl="2" w:tentative="1">
+      <w:start w:val="1"/>
+      <w:numFmt w:val="bullet"/>
+      <w:lvlText w:val=""/>
+      <w:lvlJc w:val="left"/>
+      <w:pPr>
+        <w:tabs>
+          <w:tab w:val="num" w:pos="2160"/>
+        </w:tabs>
+        <w:ind w:left="2160" w:hanging="360"/>
+      </w:pPr>
+      <w:rPr>
+        <w:rFonts w:ascii="Wingdings" w:hAnsi="Wingdings" w:hint="default"/>
+        <w:sz w:val="20"/>
+      </w:rPr>
+    </w:lvl>
+    <w:lvl w:ilvl="3" w:tentative="1">
+      <w:start w:val="1"/>
+      <w:numFmt w:val="bullet"/>
+      <w:lvlText w:val=""/>
+      <w:lvlJc w:val="left"/>
+      <w:pPr>
+        <w:tabs>
+          <w:tab w:val="num" w:pos="2880"/>
+        </w:tabs>
+        <w:ind w:left="2880" w:hanging="360"/>
+      </w:pPr>
+      <w:rPr>
+        <w:rFonts w:ascii="Wingdings" w:hAnsi="Wingdings" w:hint="default"/>
+        <w:sz w:val="20"/>
+      </w:rPr>
+    </w:lvl>
+    <w:lvl w:ilvl="4" w:tentative="1">
+      <w:start w:val="1"/>
+      <w:numFmt w:val="bullet"/>
+      <w:lvlText w:val=""/>
+      <w:lvlJc w:val="left"/>
+      <w:pPr>
+        <w:tabs>
+          <w:tab w:val="num" w:pos="3600"/>
+        </w:tabs>
+        <w:ind w:left="3600" w:hanging="360"/>
+      </w:pPr>
+      <w:rPr>
+        <w:rFonts w:ascii="Wingdings" w:hAnsi="Wingdings" w:hint="default"/>
+        <w:sz w:val="20"/>
+      </w:rPr>
+    </w:lvl>
+    <w:lvl w:ilvl="5" w:tentative="1">
+      <w:start w:val="1"/>
+      <w:numFmt w:val="bullet"/>
+      <w:lvlText w:val=""/>
+      <w:lvlJc w:val="left"/>
+      <w:pPr>
+        <w:tabs>
+          <w:tab w:val="num" w:pos="4320"/>
+        </w:tabs>
+        <w:ind w:left="4320" w:hanging="360"/>
+      </w:pPr>
+      <w:rPr>
+        <w:rFonts w:ascii="Wingdings" w:hAnsi="Wingdings" w:hint="default"/>
+        <w:sz w:val="20"/>
+      </w:rPr>
+    </w:lvl>
+    <w:lvl w:ilvl="6" w:tentative="1">
+      <w:start w:val="1"/>
+      <w:numFmt w:val="bullet"/>
+      <w:lvlText w:val=""/>
+      <w:lvlJc w:val="left"/>
+      <w:pPr>
+        <w:tabs>
+          <w:tab w:val="num" w:pos="5040"/>
+        </w:tabs>
+        <w:ind w:left="5040" w:hanging="360"/>
+      </w:pPr>
+      <w:rPr>
+        <w:rFonts w:ascii="Wingdings" w:hAnsi="Wingdings" w:hint="default"/>
+        <w:sz w:val="20"/>
+      </w:rPr>
+    </w:lvl>
+    <w:lvl w:ilvl="7" w:tentative="1">
+      <w:start w:val="1"/>
+      <w:numFmt w:val="bullet"/>
+      <w:lvlText w:val=""/>
+      <w:lvlJc w:val="left"/>
+      <w:pPr>
+        <w:tabs>
+          <w:tab w:val="num" w:pos="5760"/>
+        </w:tabs>
+        <w:ind w:left="5760" w:hanging="360"/>
+      </w:pPr>
+      <w:rPr>
+        <w:rFonts w:ascii="Wingdings" w:hAnsi="Wingdings" w:hint="default"/>
+        <w:sz w:val="20"/>
+      </w:rPr>
+    </w:lvl>
+    <w:lvl w:ilvl="8" w:tentative="1">
+      <w:start w:val="1"/>
+      <w:numFmt w:val="bullet"/>
+      <w:lvlText w:val=""/>
+      <w:lvlJc w:val="left"/>
+      <w:pPr>
+        <w:tabs>
+          <w:tab w:val="num" w:pos="6480"/>
+        </w:tabs>
+        <w:ind w:left="6480" w:hanging="360"/>
+      </w:pPr>
+      <w:rPr>
+        <w:rFonts w:ascii="Wingdings" w:hAnsi="Wingdings" w:hint="default"/>
+        <w:sz w:val="20"/>
+      </w:rPr>
+    </w:lvl>
+  </w:abstractNum>
+  <w:abstractNum w:abstractNumId="30" w15:restartNumberingAfterBreak="0">
     <w:nsid w:val="637C6149"/>
     <w:multiLevelType w:val="hybridMultilevel"/>
     <w:tmpl w:val="DDBAD88C"/>
@@ -5811,7 +8434,7 @@
       </w:rPr>
     </w:lvl>
   </w:abstractNum>
-  <w:abstractNum w:abstractNumId="28" w15:restartNumberingAfterBreak="0">
+  <w:abstractNum w:abstractNumId="31" w15:restartNumberingAfterBreak="0">
     <w:nsid w:val="65B46909"/>
     <w:multiLevelType w:val="hybridMultilevel"/>
     <w:tmpl w:val="8006040E"/>
@@ -5924,7 +8547,7 @@
       </w:rPr>
     </w:lvl>
   </w:abstractNum>
-  <w:abstractNum w:abstractNumId="29" w15:restartNumberingAfterBreak="0">
+  <w:abstractNum w:abstractNumId="32" w15:restartNumberingAfterBreak="0">
     <w:nsid w:val="69AE0033"/>
     <w:multiLevelType w:val="multilevel"/>
     <w:tmpl w:val="48684F64"/>
@@ -6038,7 +8661,7 @@
       </w:rPr>
     </w:lvl>
   </w:abstractNum>
-  <w:abstractNum w:abstractNumId="30" w15:restartNumberingAfterBreak="0">
+  <w:abstractNum w:abstractNumId="33" w15:restartNumberingAfterBreak="0">
     <w:nsid w:val="6A034845"/>
     <w:multiLevelType w:val="hybridMultilevel"/>
     <w:tmpl w:val="78B41D7A"/>
@@ -6151,7 +8774,7 @@
       </w:rPr>
     </w:lvl>
   </w:abstractNum>
-  <w:abstractNum w:abstractNumId="31" w15:restartNumberingAfterBreak="0">
+  <w:abstractNum w:abstractNumId="34" w15:restartNumberingAfterBreak="0">
     <w:nsid w:val="6C34554C"/>
     <w:multiLevelType w:val="hybridMultilevel"/>
     <w:tmpl w:val="CCE043E0"/>
@@ -6237,7 +8860,7 @@
       </w:pPr>
     </w:lvl>
   </w:abstractNum>
-  <w:abstractNum w:abstractNumId="32" w15:restartNumberingAfterBreak="0">
+  <w:abstractNum w:abstractNumId="35" w15:restartNumberingAfterBreak="0">
     <w:nsid w:val="71C27E1D"/>
     <w:multiLevelType w:val="multilevel"/>
     <w:tmpl w:val="CF849024"/>
@@ -6368,7 +8991,7 @@
       </w:rPr>
     </w:lvl>
   </w:abstractNum>
-  <w:abstractNum w:abstractNumId="33" w15:restartNumberingAfterBreak="0">
+  <w:abstractNum w:abstractNumId="36" w15:restartNumberingAfterBreak="0">
     <w:nsid w:val="748B39AC"/>
     <w:multiLevelType w:val="hybridMultilevel"/>
     <w:tmpl w:val="6CFC62A0"/>
@@ -6481,7 +9104,7 @@
       </w:rPr>
     </w:lvl>
   </w:abstractNum>
-  <w:abstractNum w:abstractNumId="34" w15:restartNumberingAfterBreak="0">
+  <w:abstractNum w:abstractNumId="37" w15:restartNumberingAfterBreak="0">
     <w:nsid w:val="75924439"/>
     <w:multiLevelType w:val="hybridMultilevel"/>
     <w:tmpl w:val="1ABE41A4"/>
@@ -6594,7 +9217,7 @@
       </w:rPr>
     </w:lvl>
   </w:abstractNum>
-  <w:abstractNum w:abstractNumId="35" w15:restartNumberingAfterBreak="0">
+  <w:abstractNum w:abstractNumId="38" w15:restartNumberingAfterBreak="0">
     <w:nsid w:val="75BE3977"/>
     <w:multiLevelType w:val="multilevel"/>
     <w:tmpl w:val="1A8CDAF4"/>
@@ -6708,7 +9331,7 @@
       </w:rPr>
     </w:lvl>
   </w:abstractNum>
-  <w:abstractNum w:abstractNumId="36" w15:restartNumberingAfterBreak="0">
+  <w:abstractNum w:abstractNumId="39" w15:restartNumberingAfterBreak="0">
     <w:nsid w:val="77886618"/>
     <w:multiLevelType w:val="hybridMultilevel"/>
     <w:tmpl w:val="B96A9704"/>
@@ -6821,7 +9444,7 @@
       </w:rPr>
     </w:lvl>
   </w:abstractNum>
-  <w:abstractNum w:abstractNumId="37" w15:restartNumberingAfterBreak="0">
+  <w:abstractNum w:abstractNumId="40" w15:restartNumberingAfterBreak="0">
     <w:nsid w:val="78C912FF"/>
     <w:multiLevelType w:val="hybridMultilevel"/>
     <w:tmpl w:val="CDDC1EB2"/>
@@ -6934,7 +9557,7 @@
       </w:rPr>
     </w:lvl>
   </w:abstractNum>
-  <w:abstractNum w:abstractNumId="38" w15:restartNumberingAfterBreak="0">
+  <w:abstractNum w:abstractNumId="41" w15:restartNumberingAfterBreak="0">
     <w:nsid w:val="79B8692B"/>
     <w:multiLevelType w:val="multilevel"/>
     <w:tmpl w:val="01CA00A8"/>
@@ -7048,7 +9671,7 @@
       </w:rPr>
     </w:lvl>
   </w:abstractNum>
-  <w:abstractNum w:abstractNumId="39" w15:restartNumberingAfterBreak="0">
+  <w:abstractNum w:abstractNumId="42" w15:restartNumberingAfterBreak="0">
     <w:nsid w:val="7E956B28"/>
     <w:multiLevelType w:val="hybridMultilevel"/>
     <w:tmpl w:val="35348762"/>
@@ -7162,55 +9785,55 @@
     </w:lvl>
   </w:abstractNum>
   <w:num w:numId="1" w16cid:durableId="1422723685">
+    <w:abstractNumId w:val="18"/>
+  </w:num>
+  <w:num w:numId="2" w16cid:durableId="1904094655">
+    <w:abstractNumId w:val="12"/>
+  </w:num>
+  <w:num w:numId="3" w16cid:durableId="706494712">
+    <w:abstractNumId w:val="27"/>
+  </w:num>
+  <w:num w:numId="4" w16cid:durableId="334115328">
     <w:abstractNumId w:val="16"/>
   </w:num>
-  <w:num w:numId="2" w16cid:durableId="1904094655">
-    <w:abstractNumId w:val="10"/>
+  <w:num w:numId="5" w16cid:durableId="751120898">
+    <w:abstractNumId w:val="5"/>
   </w:num>
-  <w:num w:numId="3" w16cid:durableId="706494712">
+  <w:num w:numId="6" w16cid:durableId="1555655578">
+    <w:abstractNumId w:val="22"/>
+  </w:num>
+  <w:num w:numId="7" w16cid:durableId="1928805891">
+    <w:abstractNumId w:val="13"/>
+  </w:num>
+  <w:num w:numId="8" w16cid:durableId="861820564">
+    <w:abstractNumId w:val="9"/>
+  </w:num>
+  <w:num w:numId="9" w16cid:durableId="897479706">
+    <w:abstractNumId w:val="41"/>
+  </w:num>
+  <w:num w:numId="10" w16cid:durableId="1566407729">
+    <w:abstractNumId w:val="32"/>
+  </w:num>
+  <w:num w:numId="11" w16cid:durableId="271715476">
+    <w:abstractNumId w:val="8"/>
+  </w:num>
+  <w:num w:numId="12" w16cid:durableId="1045986379">
     <w:abstractNumId w:val="25"/>
   </w:num>
-  <w:num w:numId="4" w16cid:durableId="334115328">
+  <w:num w:numId="13" w16cid:durableId="383988533">
+    <w:abstractNumId w:val="6"/>
+  </w:num>
+  <w:num w:numId="14" w16cid:durableId="2029986858">
     <w:abstractNumId w:val="14"/>
   </w:num>
-  <w:num w:numId="5" w16cid:durableId="751120898">
-    <w:abstractNumId w:val="4"/>
-  </w:num>
-  <w:num w:numId="6" w16cid:durableId="1555655578">
-    <w:abstractNumId w:val="20"/>
-  </w:num>
-  <w:num w:numId="7" w16cid:durableId="1928805891">
-    <w:abstractNumId w:val="11"/>
-  </w:num>
-  <w:num w:numId="8" w16cid:durableId="861820564">
-    <w:abstractNumId w:val="8"/>
-  </w:num>
-  <w:num w:numId="9" w16cid:durableId="897479706">
+  <w:num w:numId="15" w16cid:durableId="972759091">
     <w:abstractNumId w:val="38"/>
   </w:num>
-  <w:num w:numId="10" w16cid:durableId="1566407729">
-    <w:abstractNumId w:val="29"/>
-  </w:num>
-  <w:num w:numId="11" w16cid:durableId="271715476">
-    <w:abstractNumId w:val="7"/>
-  </w:num>
-  <w:num w:numId="12" w16cid:durableId="1045986379">
+  <w:num w:numId="16" w16cid:durableId="130055368">
     <w:abstractNumId w:val="23"/>
   </w:num>
-  <w:num w:numId="13" w16cid:durableId="383988533">
-    <w:abstractNumId w:val="5"/>
-  </w:num>
-  <w:num w:numId="14" w16cid:durableId="2029986858">
-    <w:abstractNumId w:val="12"/>
-  </w:num>
-  <w:num w:numId="15" w16cid:durableId="972759091">
-    <w:abstractNumId w:val="35"/>
-  </w:num>
-  <w:num w:numId="16" w16cid:durableId="130055368">
-    <w:abstractNumId w:val="21"/>
-  </w:num>
   <w:num w:numId="17" w16cid:durableId="254364889">
-    <w:abstractNumId w:val="31"/>
+    <w:abstractNumId w:val="34"/>
     <w:lvlOverride w:ilvl="0">
       <w:startOverride w:val="1"/>
     </w:lvlOverride>
@@ -7240,79 +9863,88 @@
     </w:lvlOverride>
   </w:num>
   <w:num w:numId="18" w16cid:durableId="302733364">
-    <w:abstractNumId w:val="15"/>
+    <w:abstractNumId w:val="17"/>
   </w:num>
   <w:num w:numId="19" w16cid:durableId="1520119934">
-    <w:abstractNumId w:val="37"/>
+    <w:abstractNumId w:val="40"/>
   </w:num>
   <w:num w:numId="20" w16cid:durableId="1685354355">
-    <w:abstractNumId w:val="15"/>
+    <w:abstractNumId w:val="17"/>
   </w:num>
   <w:num w:numId="21" w16cid:durableId="1008099488">
-    <w:abstractNumId w:val="31"/>
+    <w:abstractNumId w:val="34"/>
   </w:num>
   <w:num w:numId="22" w16cid:durableId="1184630451">
-    <w:abstractNumId w:val="17"/>
+    <w:abstractNumId w:val="19"/>
   </w:num>
   <w:num w:numId="23" w16cid:durableId="840778966">
     <w:abstractNumId w:val="0"/>
   </w:num>
   <w:num w:numId="24" w16cid:durableId="1884557864">
-    <w:abstractNumId w:val="22"/>
+    <w:abstractNumId w:val="24"/>
   </w:num>
   <w:num w:numId="25" w16cid:durableId="2130077609">
-    <w:abstractNumId w:val="6"/>
+    <w:abstractNumId w:val="7"/>
   </w:num>
   <w:num w:numId="26" w16cid:durableId="886065099">
+    <w:abstractNumId w:val="33"/>
+  </w:num>
+  <w:num w:numId="27" w16cid:durableId="1219241525">
+    <w:abstractNumId w:val="3"/>
+  </w:num>
+  <w:num w:numId="28" w16cid:durableId="641808856">
+    <w:abstractNumId w:val="26"/>
+  </w:num>
+  <w:num w:numId="29" w16cid:durableId="679744086">
+    <w:abstractNumId w:val="10"/>
+  </w:num>
+  <w:num w:numId="30" w16cid:durableId="1051272660">
+    <w:abstractNumId w:val="42"/>
+  </w:num>
+  <w:num w:numId="31" w16cid:durableId="1047996594">
+    <w:abstractNumId w:val="31"/>
+  </w:num>
+  <w:num w:numId="32" w16cid:durableId="1104182704">
+    <w:abstractNumId w:val="15"/>
+  </w:num>
+  <w:num w:numId="33" w16cid:durableId="1650088575">
+    <w:abstractNumId w:val="36"/>
+  </w:num>
+  <w:num w:numId="34" w16cid:durableId="617184590">
+    <w:abstractNumId w:val="28"/>
+  </w:num>
+  <w:num w:numId="35" w16cid:durableId="1217081182">
     <w:abstractNumId w:val="30"/>
   </w:num>
-  <w:num w:numId="27" w16cid:durableId="1219241525">
+  <w:num w:numId="36" w16cid:durableId="592249760">
+    <w:abstractNumId w:val="21"/>
+  </w:num>
+  <w:num w:numId="37" w16cid:durableId="1593708037">
+    <w:abstractNumId w:val="20"/>
+  </w:num>
+  <w:num w:numId="38" w16cid:durableId="18941140">
+    <w:abstractNumId w:val="37"/>
+  </w:num>
+  <w:num w:numId="39" w16cid:durableId="603657002">
+    <w:abstractNumId w:val="35"/>
+  </w:num>
+  <w:num w:numId="40" w16cid:durableId="1999307498">
+    <w:abstractNumId w:val="4"/>
+  </w:num>
+  <w:num w:numId="41" w16cid:durableId="112216295">
+    <w:abstractNumId w:val="39"/>
+  </w:num>
+  <w:num w:numId="42" w16cid:durableId="255754221">
     <w:abstractNumId w:val="2"/>
   </w:num>
-  <w:num w:numId="28" w16cid:durableId="641808856">
-    <w:abstractNumId w:val="24"/>
+  <w:num w:numId="43" w16cid:durableId="888033318">
+    <w:abstractNumId w:val="29"/>
   </w:num>
-  <w:num w:numId="29" w16cid:durableId="679744086">
-    <w:abstractNumId w:val="9"/>
+  <w:num w:numId="44" w16cid:durableId="1870216618">
+    <w:abstractNumId w:val="1"/>
   </w:num>
-  <w:num w:numId="30" w16cid:durableId="1051272660">
-    <w:abstractNumId w:val="39"/>
-  </w:num>
-  <w:num w:numId="31" w16cid:durableId="1047996594">
-    <w:abstractNumId w:val="28"/>
-  </w:num>
-  <w:num w:numId="32" w16cid:durableId="1104182704">
-    <w:abstractNumId w:val="13"/>
-  </w:num>
-  <w:num w:numId="33" w16cid:durableId="1650088575">
-    <w:abstractNumId w:val="33"/>
-  </w:num>
-  <w:num w:numId="34" w16cid:durableId="617184590">
-    <w:abstractNumId w:val="26"/>
-  </w:num>
-  <w:num w:numId="35" w16cid:durableId="1217081182">
-    <w:abstractNumId w:val="27"/>
-  </w:num>
-  <w:num w:numId="36" w16cid:durableId="592249760">
-    <w:abstractNumId w:val="19"/>
-  </w:num>
-  <w:num w:numId="37" w16cid:durableId="1593708037">
-    <w:abstractNumId w:val="18"/>
-  </w:num>
-  <w:num w:numId="38" w16cid:durableId="18941140">
-    <w:abstractNumId w:val="34"/>
-  </w:num>
-  <w:num w:numId="39" w16cid:durableId="603657002">
-    <w:abstractNumId w:val="32"/>
-  </w:num>
-  <w:num w:numId="40" w16cid:durableId="1999307498">
-    <w:abstractNumId w:val="3"/>
-  </w:num>
-  <w:num w:numId="41" w16cid:durableId="112216295">
-    <w:abstractNumId w:val="36"/>
-  </w:num>
-  <w:num w:numId="42" w16cid:durableId="255754221">
-    <w:abstractNumId w:val="1"/>
+  <w:num w:numId="45" w16cid:durableId="247152854">
+    <w:abstractNumId w:val="11"/>
   </w:num>
 </w:numbering>
 </file>
